--- a/transcripts/Oilfield 360/OF360 Transcript Files/OF360-12-25-Steve Glanville.docx
+++ b/transcripts/Oilfield 360/OF360 Transcript Files/OF360-12-25-Steve Glanville.docx
@@ -1,7 +1,6 @@
 
 <file path=word/document.xml><?xml version="1.0" encoding="utf-8"?>
-<w:document xmlns:wpc="http://schemas.microsoft.com/office/word/2010/wordprocessingCanvas" xmlns:mc="http://schemas.openxmlformats.org/markup-compatibility/2006" xmlns:o="urn:schemas-microsoft-com:office:office" xmlns:r="http://schemas.openxmlformats.org/officeDocument/2006/relationships" xmlns:m="http://schemas.openxmlformats.org/officeDocument/2006/math" xmlns:v="urn:schemas-microsoft-com:vml" xmlns:wp14="http://schemas.microsoft.com/office/word/2010/wordprocessingDrawing" xmlns:wp="http://schemas.openxmlformats.org/drawingml/2006/wordprocessingDrawing" xmlns:w10="urn:schemas-microsoft-com:office:word" xmlns:w="http://schemas.openxmlformats.org/wordprocessingml/2006/main" xmlns:w14="http://schemas.microsoft.com/office/word/2010/wordml" xmlns:w15="http://schemas.microsoft.com/office/word/2012/wordml" xmlns:wpg="http://schemas.microsoft.com/office/word/2010/wordprocessingGroup" xmlns:wpi="http://schemas.microsoft.com/office/word/2010/wordprocessingInk" xmlns:wne="http://schemas.microsoft.com/office/word/2006/wordml" xmlns:wps="http://schemas.microsoft.com/office/word/2010/wordprocessingShape" mc:Ignorable="w14 w15 wp14">
-  <w:background w:color="FFFFFF"/>
+<w:document xmlns:wpc="http://schemas.microsoft.com/office/word/2010/wordprocessingCanvas" xmlns:mc="http://schemas.openxmlformats.org/markup-compatibility/2006" xmlns:o="urn:schemas-microsoft-com:office:office" xmlns:r="http://schemas.openxmlformats.org/officeDocument/2006/relationships" xmlns:m="http://schemas.openxmlformats.org/officeDocument/2006/math" xmlns:v="urn:schemas-microsoft-com:vml" xmlns:wp14="http://schemas.microsoft.com/office/word/2010/wordprocessingDrawing" xmlns:wp="http://schemas.openxmlformats.org/drawingml/2006/wordprocessingDrawing" xmlns:w10="urn:schemas-microsoft-com:office:word" xmlns:w="http://schemas.openxmlformats.org/wordprocessingml/2006/main" xmlns:w14="http://schemas.microsoft.com/office/word/2010/wordml" xmlns:w15="http://schemas.microsoft.com/office/word/2012/wordml" xmlns:wpg="http://schemas.microsoft.com/office/word/2010/wordprocessingGroup" xmlns:wpi="http://schemas.microsoft.com/office/word/2010/wordprocessingInk" xmlns:wne="http://schemas.microsoft.com/office/word/2006/wordml" xmlns:wps="http://schemas.microsoft.com/office/word/2010/wordprocessingShape" xmlns:cx="http://schemas.microsoft.com/office/drawing/2014/chartex" xmlns:cx1="http://schemas.microsoft.com/office/drawing/2015/9/8/chartex" xmlns:cx2="http://schemas.microsoft.com/office/drawing/2015/10/21/chartex" xmlns:cx3="http://schemas.microsoft.com/office/drawing/2016/5/9/chartex" xmlns:cx4="http://schemas.microsoft.com/office/drawing/2016/5/10/chartex" xmlns:cx5="http://schemas.microsoft.com/office/drawing/2016/5/11/chartex" xmlns:cx6="http://schemas.microsoft.com/office/drawing/2016/5/12/chartex" xmlns:cx7="http://schemas.microsoft.com/office/drawing/2016/5/13/chartex" xmlns:cx8="http://schemas.microsoft.com/office/drawing/2016/5/14/chartex" xmlns:aink="http://schemas.microsoft.com/office/drawing/2016/ink" xmlns:am3d="http://schemas.microsoft.com/office/drawing/2017/model3d" xmlns:w16cex="http://schemas.microsoft.com/office/word/2018/wordml/cex" xmlns:w16cid="http://schemas.microsoft.com/office/word/2016/wordml/cid" xmlns:w16="http://schemas.microsoft.com/office/word/2018/wordml" xmlns:w16sdtdh="http://schemas.microsoft.com/office/word/2020/wordml/sdtdatahash" xmlns:w16se="http://schemas.microsoft.com/office/word/2015/wordml/symex" mc:Ignorable="w14 w15 wp14">
   <w:body>
     <w:p>
       <w:pPr>
@@ -26,9 +25,9 @@
       </w:r>
       <w:r>
         <w:rPr>
-          <w:b w:val="true"/>
-          <w:bCs w:val="true"/>
-          <w:color w:val="72B372"/>
+          <w:b/>
+          <w:bCs/>
+          <w:color w:val="489872"/>
         </w:rPr>
         <w:t xml:space="preserve">AI:</w:t>
       </w:r>
@@ -51,9 +50,9 @@
       </w:r>
       <w:r>
         <w:rPr>
-          <w:b w:val="true"/>
-          <w:bCs w:val="true"/>
-          <w:color w:val="72B372"/>
+          <w:b/>
+          <w:bCs/>
+          <w:color w:val="489872"/>
         </w:rPr>
         <w:t xml:space="preserve">AI:</w:t>
       </w:r>
@@ -76,9 +75,9 @@
       </w:r>
       <w:r>
         <w:rPr>
-          <w:b w:val="true"/>
-          <w:bCs w:val="true"/>
-          <w:color w:val="72B372"/>
+          <w:b/>
+          <w:bCs/>
+          <w:color w:val="489872"/>
         </w:rPr>
         <w:t xml:space="preserve">AI:</w:t>
       </w:r>
@@ -110,9 +109,9 @@
       </w:r>
       <w:r>
         <w:rPr>
-          <w:b w:val="true"/>
-          <w:bCs w:val="true"/>
-          <w:color w:val="72B372"/>
+          <w:b/>
+          <w:bCs/>
+          <w:color w:val="489872"/>
         </w:rPr>
         <w:t xml:space="preserve">AI:</w:t>
       </w:r>
@@ -135,9 +134,9 @@
       </w:r>
       <w:r>
         <w:rPr>
-          <w:b w:val="true"/>
-          <w:bCs w:val="true"/>
-          <w:color w:val="72B372"/>
+          <w:b/>
+          <w:bCs/>
+          <w:color w:val="489872"/>
         </w:rPr>
         <w:t xml:space="preserve">AI:</w:t>
       </w:r>
@@ -169,9 +168,9 @@
       </w:r>
       <w:r>
         <w:rPr>
-          <w:b w:val="true"/>
-          <w:bCs w:val="true"/>
-          <w:color w:val="6600CC"/>
+          <w:b/>
+          <w:bCs/>
+          <w:color w:val="9C5DE1"/>
         </w:rPr>
         <w:t xml:space="preserve">David de Roode:</w:t>
       </w:r>
@@ -194,9 +193,9 @@
       </w:r>
       <w:r>
         <w:rPr>
-          <w:b w:val="true"/>
-          <w:bCs w:val="true"/>
-          <w:color w:val="DE4A1D"/>
+          <w:b/>
+          <w:bCs/>
+          <w:color w:val="DC7D3E"/>
         </w:rPr>
         <w:t xml:space="preserve">Victoria Beard:</w:t>
       </w:r>
@@ -219,9 +218,9 @@
       </w:r>
       <w:r>
         <w:rPr>
-          <w:b w:val="true"/>
-          <w:bCs w:val="true"/>
-          <w:color w:val="6600CC"/>
+          <w:b/>
+          <w:bCs/>
+          <w:color w:val="9C5DE1"/>
         </w:rPr>
         <w:t xml:space="preserve">David de Roode:</w:t>
       </w:r>
@@ -244,8 +243,8 @@
       </w:r>
       <w:r>
         <w:rPr>
-          <w:b w:val="true"/>
-          <w:bCs w:val="true"/>
+          <w:b/>
+          <w:bCs/>
           <w:color w:val="583E31"/>
         </w:rPr>
         <w:t xml:space="preserve">Steve Glanville:</w:t>
@@ -269,8 +268,8 @@
       </w:r>
       <w:r>
         <w:rPr>
-          <w:b w:val="true"/>
-          <w:bCs w:val="true"/>
+          <w:b/>
+          <w:bCs/>
           <w:color w:val="583E31"/>
         </w:rPr>
         <w:t xml:space="preserve">Steve Glanville:</w:t>
@@ -294,9 +293,9 @@
       </w:r>
       <w:r>
         <w:rPr>
-          <w:b w:val="true"/>
-          <w:bCs w:val="true"/>
-          <w:color w:val="DE4A1D"/>
+          <w:b/>
+          <w:bCs/>
+          <w:color w:val="DC7D3E"/>
         </w:rPr>
         <w:t xml:space="preserve">Victoria Beard:</w:t>
       </w:r>
@@ -319,8 +318,8 @@
       </w:r>
       <w:r>
         <w:rPr>
-          <w:b w:val="true"/>
-          <w:bCs w:val="true"/>
+          <w:b/>
+          <w:bCs/>
           <w:color w:val="583E31"/>
         </w:rPr>
         <w:t xml:space="preserve">Steve Glanville:</w:t>
@@ -344,9 +343,9 @@
       </w:r>
       <w:r>
         <w:rPr>
-          <w:b w:val="true"/>
-          <w:bCs w:val="true"/>
-          <w:color w:val="DE4A1D"/>
+          <w:b/>
+          <w:bCs/>
+          <w:color w:val="DC7D3E"/>
         </w:rPr>
         <w:t xml:space="preserve">Victoria Beard:</w:t>
       </w:r>
@@ -369,8 +368,8 @@
       </w:r>
       <w:r>
         <w:rPr>
-          <w:b w:val="true"/>
-          <w:bCs w:val="true"/>
+          <w:b/>
+          <w:bCs/>
           <w:color w:val="583E31"/>
         </w:rPr>
         <w:t xml:space="preserve">Steve Glanville:</w:t>
@@ -394,9 +393,9 @@
       </w:r>
       <w:r>
         <w:rPr>
-          <w:b w:val="true"/>
-          <w:bCs w:val="true"/>
-          <w:color w:val="6600CC"/>
+          <w:b/>
+          <w:bCs/>
+          <w:color w:val="9C5DE1"/>
         </w:rPr>
         <w:t xml:space="preserve">David de Roode:</w:t>
       </w:r>
@@ -419,9 +418,9 @@
       </w:r>
       <w:r>
         <w:rPr>
-          <w:b w:val="true"/>
-          <w:bCs w:val="true"/>
-          <w:color w:val="6600CC"/>
+          <w:b/>
+          <w:bCs/>
+          <w:color w:val="9C5DE1"/>
         </w:rPr>
         <w:t xml:space="preserve">David de Roode:</w:t>
       </w:r>
@@ -444,9 +443,9 @@
       </w:r>
       <w:r>
         <w:rPr>
-          <w:b w:val="true"/>
-          <w:bCs w:val="true"/>
-          <w:color w:val="DE4A1D"/>
+          <w:b/>
+          <w:bCs/>
+          <w:color w:val="DC7D3E"/>
         </w:rPr>
         <w:t xml:space="preserve">Victoria Beard:</w:t>
       </w:r>
@@ -469,8 +468,8 @@
       </w:r>
       <w:r>
         <w:rPr>
-          <w:b w:val="true"/>
-          <w:bCs w:val="true"/>
+          <w:b/>
+          <w:bCs/>
           <w:color w:val="583E31"/>
         </w:rPr>
         <w:t xml:space="preserve">Steve Glanville:</w:t>
@@ -494,9 +493,9 @@
       </w:r>
       <w:r>
         <w:rPr>
-          <w:b w:val="true"/>
-          <w:bCs w:val="true"/>
-          <w:color w:val="DE4A1D"/>
+          <w:b/>
+          <w:bCs/>
+          <w:color w:val="DC7D3E"/>
         </w:rPr>
         <w:t xml:space="preserve">Victoria Beard:</w:t>
       </w:r>
@@ -519,8 +518,8 @@
       </w:r>
       <w:r>
         <w:rPr>
-          <w:b w:val="true"/>
-          <w:bCs w:val="true"/>
+          <w:b/>
+          <w:bCs/>
           <w:color w:val="583E31"/>
         </w:rPr>
         <w:t xml:space="preserve">Steve Glanville:</w:t>
@@ -544,8 +543,8 @@
       </w:r>
       <w:r>
         <w:rPr>
-          <w:b w:val="true"/>
-          <w:bCs w:val="true"/>
+          <w:b/>
+          <w:bCs/>
           <w:color w:val="583E31"/>
         </w:rPr>
         <w:t xml:space="preserve">Steve Glanville:</w:t>
@@ -569,9 +568,9 @@
       </w:r>
       <w:r>
         <w:rPr>
-          <w:b w:val="true"/>
-          <w:bCs w:val="true"/>
-          <w:color w:val="DE4A1D"/>
+          <w:b/>
+          <w:bCs/>
+          <w:color w:val="DC7D3E"/>
         </w:rPr>
         <w:t xml:space="preserve">Victoria Beard:</w:t>
       </w:r>
@@ -603,8 +602,8 @@
       </w:r>
       <w:r>
         <w:rPr>
-          <w:b w:val="true"/>
-          <w:bCs w:val="true"/>
+          <w:b/>
+          <w:bCs/>
           <w:color w:val="583E31"/>
         </w:rPr>
         <w:t xml:space="preserve">Steve Glanville:</w:t>
@@ -628,9 +627,9 @@
       </w:r>
       <w:r>
         <w:rPr>
-          <w:b w:val="true"/>
-          <w:bCs w:val="true"/>
-          <w:color w:val="DE4A1D"/>
+          <w:b/>
+          <w:bCs/>
+          <w:color w:val="DC7D3E"/>
         </w:rPr>
         <w:t xml:space="preserve">Victoria Beard:</w:t>
       </w:r>
@@ -653,9 +652,9 @@
       </w:r>
       <w:r>
         <w:rPr>
-          <w:b w:val="true"/>
-          <w:bCs w:val="true"/>
-          <w:color w:val="6600CC"/>
+          <w:b/>
+          <w:bCs/>
+          <w:color w:val="9C5DE1"/>
         </w:rPr>
         <w:t xml:space="preserve">David de Roode:</w:t>
       </w:r>
@@ -678,9 +677,9 @@
       </w:r>
       <w:r>
         <w:rPr>
-          <w:b w:val="true"/>
-          <w:bCs w:val="true"/>
-          <w:color w:val="DE4A1D"/>
+          <w:b/>
+          <w:bCs/>
+          <w:color w:val="DC7D3E"/>
         </w:rPr>
         <w:t xml:space="preserve">Victoria Beard:</w:t>
       </w:r>
@@ -703,9 +702,9 @@
       </w:r>
       <w:r>
         <w:rPr>
-          <w:b w:val="true"/>
-          <w:bCs w:val="true"/>
-          <w:color w:val="6600CC"/>
+          <w:b/>
+          <w:bCs/>
+          <w:color w:val="9C5DE1"/>
         </w:rPr>
         <w:t xml:space="preserve">David de Roode:</w:t>
       </w:r>
@@ -728,9 +727,9 @@
       </w:r>
       <w:r>
         <w:rPr>
-          <w:b w:val="true"/>
-          <w:bCs w:val="true"/>
-          <w:color w:val="DE4A1D"/>
+          <w:b/>
+          <w:bCs/>
+          <w:color w:val="DC7D3E"/>
         </w:rPr>
         <w:t xml:space="preserve">Victoria Beard:</w:t>
       </w:r>
@@ -753,9 +752,9 @@
       </w:r>
       <w:r>
         <w:rPr>
-          <w:b w:val="true"/>
-          <w:bCs w:val="true"/>
-          <w:color w:val="6600CC"/>
+          <w:b/>
+          <w:bCs/>
+          <w:color w:val="9C5DE1"/>
         </w:rPr>
         <w:t xml:space="preserve">David de Roode:</w:t>
       </w:r>
@@ -778,8 +777,8 @@
       </w:r>
       <w:r>
         <w:rPr>
-          <w:b w:val="true"/>
-          <w:bCs w:val="true"/>
+          <w:b/>
+          <w:bCs/>
           <w:color w:val="583E31"/>
         </w:rPr>
         <w:t xml:space="preserve">Steve Glanville:</w:t>
@@ -803,9 +802,9 @@
       </w:r>
       <w:r>
         <w:rPr>
-          <w:b w:val="true"/>
-          <w:bCs w:val="true"/>
-          <w:color w:val="6600CC"/>
+          <w:b/>
+          <w:bCs/>
+          <w:color w:val="9C5DE1"/>
         </w:rPr>
         <w:t xml:space="preserve">David de Roode:</w:t>
       </w:r>
@@ -828,8 +827,8 @@
       </w:r>
       <w:r>
         <w:rPr>
-          <w:b w:val="true"/>
-          <w:bCs w:val="true"/>
+          <w:b/>
+          <w:bCs/>
           <w:color w:val="583E31"/>
         </w:rPr>
         <w:t xml:space="preserve">Steve Glanville:</w:t>
@@ -853,9 +852,9 @@
       </w:r>
       <w:r>
         <w:rPr>
-          <w:b w:val="true"/>
-          <w:bCs w:val="true"/>
-          <w:color w:val="6600CC"/>
+          <w:b/>
+          <w:bCs/>
+          <w:color w:val="9C5DE1"/>
         </w:rPr>
         <w:t xml:space="preserve">David de Roode:</w:t>
       </w:r>
@@ -878,9 +877,9 @@
       </w:r>
       <w:r>
         <w:rPr>
-          <w:b w:val="true"/>
-          <w:bCs w:val="true"/>
-          <w:color w:val="6600CC"/>
+          <w:b/>
+          <w:bCs/>
+          <w:color w:val="9C5DE1"/>
         </w:rPr>
         <w:t xml:space="preserve">David de Roode:</w:t>
       </w:r>
@@ -903,8 +902,8 @@
       </w:r>
       <w:r>
         <w:rPr>
-          <w:b w:val="true"/>
-          <w:bCs w:val="true"/>
+          <w:b/>
+          <w:bCs/>
           <w:color w:val="583E31"/>
         </w:rPr>
         <w:t xml:space="preserve">Steve Glanville:</w:t>
@@ -937,8 +936,8 @@
       </w:r>
       <w:r>
         <w:rPr>
-          <w:b w:val="true"/>
-          <w:bCs w:val="true"/>
+          <w:b/>
+          <w:bCs/>
           <w:color w:val="583E31"/>
         </w:rPr>
         <w:t xml:space="preserve">Steve Glanville:</w:t>
@@ -962,8 +961,8 @@
       </w:r>
       <w:r>
         <w:rPr>
-          <w:b w:val="true"/>
-          <w:bCs w:val="true"/>
+          <w:b/>
+          <w:bCs/>
           <w:color w:val="583E31"/>
         </w:rPr>
         <w:t xml:space="preserve">Steve Glanville:</w:t>
@@ -987,8 +986,8 @@
       </w:r>
       <w:r>
         <w:rPr>
-          <w:b w:val="true"/>
-          <w:bCs w:val="true"/>
+          <w:b/>
+          <w:bCs/>
           <w:color w:val="583E31"/>
         </w:rPr>
         <w:t xml:space="preserve">Steve Glanville:</w:t>
@@ -1012,9 +1011,9 @@
       </w:r>
       <w:r>
         <w:rPr>
-          <w:b w:val="true"/>
-          <w:bCs w:val="true"/>
-          <w:color w:val="DE4A1D"/>
+          <w:b/>
+          <w:bCs/>
+          <w:color w:val="DC7D3E"/>
         </w:rPr>
         <w:t xml:space="preserve">Victoria Beard:</w:t>
       </w:r>
@@ -1046,8 +1045,8 @@
       </w:r>
       <w:r>
         <w:rPr>
-          <w:b w:val="true"/>
-          <w:bCs w:val="true"/>
+          <w:b/>
+          <w:bCs/>
           <w:color w:val="583E31"/>
         </w:rPr>
         <w:t xml:space="preserve">Steve Glanville:</w:t>
@@ -1071,8 +1070,8 @@
       </w:r>
       <w:r>
         <w:rPr>
-          <w:b w:val="true"/>
-          <w:bCs w:val="true"/>
+          <w:b/>
+          <w:bCs/>
           <w:color w:val="583E31"/>
         </w:rPr>
         <w:t xml:space="preserve">Steve Glanville:</w:t>
@@ -1096,8 +1095,8 @@
       </w:r>
       <w:r>
         <w:rPr>
-          <w:b w:val="true"/>
-          <w:bCs w:val="true"/>
+          <w:b/>
+          <w:bCs/>
           <w:color w:val="583E31"/>
         </w:rPr>
         <w:t xml:space="preserve">Steve Glanville:</w:t>
@@ -1130,8 +1129,8 @@
       </w:r>
       <w:r>
         <w:rPr>
-          <w:b w:val="true"/>
-          <w:bCs w:val="true"/>
+          <w:b/>
+          <w:bCs/>
           <w:color w:val="583E31"/>
         </w:rPr>
         <w:t xml:space="preserve">Steve Glanville:</w:t>
@@ -1155,8 +1154,8 @@
       </w:r>
       <w:r>
         <w:rPr>
-          <w:b w:val="true"/>
-          <w:bCs w:val="true"/>
+          <w:b/>
+          <w:bCs/>
           <w:color w:val="583E31"/>
         </w:rPr>
         <w:t xml:space="preserve">Steve Glanville:</w:t>
@@ -1189,8 +1188,8 @@
       </w:r>
       <w:r>
         <w:rPr>
-          <w:b w:val="true"/>
-          <w:bCs w:val="true"/>
+          <w:b/>
+          <w:bCs/>
           <w:color w:val="583E31"/>
         </w:rPr>
         <w:t xml:space="preserve">Steve Glanville:</w:t>
@@ -1214,9 +1213,9 @@
       </w:r>
       <w:r>
         <w:rPr>
-          <w:b w:val="true"/>
-          <w:bCs w:val="true"/>
-          <w:color w:val="DE4A1D"/>
+          <w:b/>
+          <w:bCs/>
+          <w:color w:val="DC7D3E"/>
         </w:rPr>
         <w:t xml:space="preserve">Victoria Beard:</w:t>
       </w:r>
@@ -1239,8 +1238,8 @@
       </w:r>
       <w:r>
         <w:rPr>
-          <w:b w:val="true"/>
-          <w:bCs w:val="true"/>
+          <w:b/>
+          <w:bCs/>
           <w:color w:val="583E31"/>
         </w:rPr>
         <w:t xml:space="preserve">Steve Glanville:</w:t>
@@ -1264,8 +1263,8 @@
       </w:r>
       <w:r>
         <w:rPr>
-          <w:b w:val="true"/>
-          <w:bCs w:val="true"/>
+          <w:b/>
+          <w:bCs/>
           <w:color w:val="583E31"/>
         </w:rPr>
         <w:t xml:space="preserve">Steve Glanville:</w:t>
@@ -1289,9 +1288,9 @@
       </w:r>
       <w:r>
         <w:rPr>
-          <w:b w:val="true"/>
-          <w:bCs w:val="true"/>
-          <w:color w:val="6600CC"/>
+          <w:b/>
+          <w:bCs/>
+          <w:color w:val="9C5DE1"/>
         </w:rPr>
         <w:t xml:space="preserve">David de Roode:</w:t>
       </w:r>
@@ -1314,8 +1313,8 @@
       </w:r>
       <w:r>
         <w:rPr>
-          <w:b w:val="true"/>
-          <w:bCs w:val="true"/>
+          <w:b/>
+          <w:bCs/>
           <w:color w:val="583E31"/>
         </w:rPr>
         <w:t xml:space="preserve">Steve Glanville:</w:t>
@@ -1339,9 +1338,9 @@
       </w:r>
       <w:r>
         <w:rPr>
-          <w:b w:val="true"/>
-          <w:bCs w:val="true"/>
-          <w:color w:val="6600CC"/>
+          <w:b/>
+          <w:bCs/>
+          <w:color w:val="9C5DE1"/>
         </w:rPr>
         <w:t xml:space="preserve">David de Roode:</w:t>
       </w:r>
@@ -1364,9 +1363,9 @@
       </w:r>
       <w:r>
         <w:rPr>
-          <w:b w:val="true"/>
-          <w:bCs w:val="true"/>
-          <w:color w:val="6600CC"/>
+          <w:b/>
+          <w:bCs/>
+          <w:color w:val="9C5DE1"/>
         </w:rPr>
         <w:t xml:space="preserve">David de Roode:</w:t>
       </w:r>
@@ -1389,9 +1388,9 @@
       </w:r>
       <w:r>
         <w:rPr>
-          <w:b w:val="true"/>
-          <w:bCs w:val="true"/>
-          <w:color w:val="DE4A1D"/>
+          <w:b/>
+          <w:bCs/>
+          <w:color w:val="DC7D3E"/>
         </w:rPr>
         <w:t xml:space="preserve">Victoria Beard:</w:t>
       </w:r>
@@ -1414,9 +1413,9 @@
       </w:r>
       <w:r>
         <w:rPr>
-          <w:b w:val="true"/>
-          <w:bCs w:val="true"/>
-          <w:color w:val="6600CC"/>
+          <w:b/>
+          <w:bCs/>
+          <w:color w:val="9C5DE1"/>
         </w:rPr>
         <w:t xml:space="preserve">David de Roode:</w:t>
       </w:r>
@@ -1448,8 +1447,8 @@
       </w:r>
       <w:r>
         <w:rPr>
-          <w:b w:val="true"/>
-          <w:bCs w:val="true"/>
+          <w:b/>
+          <w:bCs/>
           <w:color w:val="583E31"/>
         </w:rPr>
         <w:t xml:space="preserve">Steve Glanville:</w:t>
@@ -1473,8 +1472,8 @@
       </w:r>
       <w:r>
         <w:rPr>
-          <w:b w:val="true"/>
-          <w:bCs w:val="true"/>
+          <w:b/>
+          <w:bCs/>
           <w:color w:val="583E31"/>
         </w:rPr>
         <w:t xml:space="preserve">Steve Glanville:</w:t>
@@ -1498,9 +1497,9 @@
       </w:r>
       <w:r>
         <w:rPr>
-          <w:b w:val="true"/>
-          <w:bCs w:val="true"/>
-          <w:color w:val="6600CC"/>
+          <w:b/>
+          <w:bCs/>
+          <w:color w:val="9C5DE1"/>
         </w:rPr>
         <w:t xml:space="preserve">David de Roode:</w:t>
       </w:r>
@@ -1523,8 +1522,8 @@
       </w:r>
       <w:r>
         <w:rPr>
-          <w:b w:val="true"/>
-          <w:bCs w:val="true"/>
+          <w:b/>
+          <w:bCs/>
           <w:color w:val="583E31"/>
         </w:rPr>
         <w:t xml:space="preserve">Steve Glanville:</w:t>
@@ -1548,8 +1547,8 @@
       </w:r>
       <w:r>
         <w:rPr>
-          <w:b w:val="true"/>
-          <w:bCs w:val="true"/>
+          <w:b/>
+          <w:bCs/>
           <w:color w:val="583E31"/>
         </w:rPr>
         <w:t xml:space="preserve">Steve Glanville:</w:t>
@@ -1573,9 +1572,9 @@
       </w:r>
       <w:r>
         <w:rPr>
-          <w:b w:val="true"/>
-          <w:bCs w:val="true"/>
-          <w:color w:val="6600CC"/>
+          <w:b/>
+          <w:bCs/>
+          <w:color w:val="9C5DE1"/>
         </w:rPr>
         <w:t xml:space="preserve">David de Roode:</w:t>
       </w:r>
@@ -1598,9 +1597,9 @@
       </w:r>
       <w:r>
         <w:rPr>
-          <w:b w:val="true"/>
-          <w:bCs w:val="true"/>
-          <w:color w:val="6600CC"/>
+          <w:b/>
+          <w:bCs/>
+          <w:color w:val="9C5DE1"/>
         </w:rPr>
         <w:t xml:space="preserve">David de Roode:</w:t>
       </w:r>
@@ -1632,8 +1631,8 @@
       </w:r>
       <w:r>
         <w:rPr>
-          <w:b w:val="true"/>
-          <w:bCs w:val="true"/>
+          <w:b/>
+          <w:bCs/>
           <w:color w:val="583E31"/>
         </w:rPr>
         <w:t xml:space="preserve">Steve Glanville:</w:t>
@@ -1657,8 +1656,8 @@
       </w:r>
       <w:r>
         <w:rPr>
-          <w:b w:val="true"/>
-          <w:bCs w:val="true"/>
+          <w:b/>
+          <w:bCs/>
           <w:color w:val="583E31"/>
         </w:rPr>
         <w:t xml:space="preserve">Steve Glanville:</w:t>
@@ -1682,8 +1681,8 @@
       </w:r>
       <w:r>
         <w:rPr>
-          <w:b w:val="true"/>
-          <w:bCs w:val="true"/>
+          <w:b/>
+          <w:bCs/>
           <w:color w:val="583E31"/>
         </w:rPr>
         <w:t xml:space="preserve">Steve Glanville:</w:t>
@@ -1707,8 +1706,8 @@
       </w:r>
       <w:r>
         <w:rPr>
-          <w:b w:val="true"/>
-          <w:bCs w:val="true"/>
+          <w:b/>
+          <w:bCs/>
           <w:color w:val="583E31"/>
         </w:rPr>
         <w:t xml:space="preserve">Steve Glanville:</w:t>
@@ -1741,9 +1740,9 @@
       </w:r>
       <w:r>
         <w:rPr>
-          <w:b w:val="true"/>
-          <w:bCs w:val="true"/>
-          <w:color w:val="6600CC"/>
+          <w:b/>
+          <w:bCs/>
+          <w:color w:val="9C5DE1"/>
         </w:rPr>
         <w:t xml:space="preserve">David de Roode:</w:t>
       </w:r>
@@ -1766,8 +1765,8 @@
       </w:r>
       <w:r>
         <w:rPr>
-          <w:b w:val="true"/>
-          <w:bCs w:val="true"/>
+          <w:b/>
+          <w:bCs/>
           <w:color w:val="583E31"/>
         </w:rPr>
         <w:t xml:space="preserve">Steve Glanville:</w:t>
@@ -1791,8 +1790,8 @@
       </w:r>
       <w:r>
         <w:rPr>
-          <w:b w:val="true"/>
-          <w:bCs w:val="true"/>
+          <w:b/>
+          <w:bCs/>
           <w:color w:val="583E31"/>
         </w:rPr>
         <w:t xml:space="preserve">Steve Glanville:</w:t>
@@ -1816,8 +1815,8 @@
       </w:r>
       <w:r>
         <w:rPr>
-          <w:b w:val="true"/>
-          <w:bCs w:val="true"/>
+          <w:b/>
+          <w:bCs/>
           <w:color w:val="583E31"/>
         </w:rPr>
         <w:t xml:space="preserve">Steve Glanville:</w:t>
@@ -1841,9 +1840,9 @@
       </w:r>
       <w:r>
         <w:rPr>
-          <w:b w:val="true"/>
-          <w:bCs w:val="true"/>
-          <w:color w:val="DE4A1D"/>
+          <w:b/>
+          <w:bCs/>
+          <w:color w:val="DC7D3E"/>
         </w:rPr>
         <w:t xml:space="preserve">Victoria Beard:</w:t>
       </w:r>
@@ -1875,8 +1874,8 @@
       </w:r>
       <w:r>
         <w:rPr>
-          <w:b w:val="true"/>
-          <w:bCs w:val="true"/>
+          <w:b/>
+          <w:bCs/>
           <w:color w:val="583E31"/>
         </w:rPr>
         <w:t xml:space="preserve">Steve Glanville:</w:t>
@@ -1900,9 +1899,9 @@
       </w:r>
       <w:r>
         <w:rPr>
-          <w:b w:val="true"/>
-          <w:bCs w:val="true"/>
-          <w:color w:val="6600CC"/>
+          <w:b/>
+          <w:bCs/>
+          <w:color w:val="9C5DE1"/>
         </w:rPr>
         <w:t xml:space="preserve">David de Roode:</w:t>
       </w:r>
@@ -1925,8 +1924,8 @@
       </w:r>
       <w:r>
         <w:rPr>
-          <w:b w:val="true"/>
-          <w:bCs w:val="true"/>
+          <w:b/>
+          <w:bCs/>
           <w:color w:val="583E31"/>
         </w:rPr>
         <w:t xml:space="preserve">Steve Glanville:</w:t>
@@ -1950,8 +1949,8 @@
       </w:r>
       <w:r>
         <w:rPr>
-          <w:b w:val="true"/>
-          <w:bCs w:val="true"/>
+          <w:b/>
+          <w:bCs/>
           <w:color w:val="583E31"/>
         </w:rPr>
         <w:t xml:space="preserve">Steve Glanville:</w:t>
@@ -1975,9 +1974,9 @@
       </w:r>
       <w:r>
         <w:rPr>
-          <w:b w:val="true"/>
-          <w:bCs w:val="true"/>
-          <w:color w:val="6600CC"/>
+          <w:b/>
+          <w:bCs/>
+          <w:color w:val="9C5DE1"/>
         </w:rPr>
         <w:t xml:space="preserve">David de Roode:</w:t>
       </w:r>
@@ -2000,8 +1999,8 @@
       </w:r>
       <w:r>
         <w:rPr>
-          <w:b w:val="true"/>
-          <w:bCs w:val="true"/>
+          <w:b/>
+          <w:bCs/>
           <w:color w:val="583E31"/>
         </w:rPr>
         <w:t xml:space="preserve">Steve Glanville:</w:t>
@@ -2025,9 +2024,9 @@
       </w:r>
       <w:r>
         <w:rPr>
-          <w:b w:val="true"/>
-          <w:bCs w:val="true"/>
-          <w:color w:val="DE4A1D"/>
+          <w:b/>
+          <w:bCs/>
+          <w:color w:val="DC7D3E"/>
         </w:rPr>
         <w:t xml:space="preserve">Victoria Beard:</w:t>
       </w:r>
@@ -2050,8 +2049,8 @@
       </w:r>
       <w:r>
         <w:rPr>
-          <w:b w:val="true"/>
-          <w:bCs w:val="true"/>
+          <w:b/>
+          <w:bCs/>
           <w:color w:val="583E31"/>
         </w:rPr>
         <w:t xml:space="preserve">Steve Glanville:</w:t>
@@ -2075,9 +2074,9 @@
       </w:r>
       <w:r>
         <w:rPr>
-          <w:b w:val="true"/>
-          <w:bCs w:val="true"/>
-          <w:color w:val="DE4A1D"/>
+          <w:b/>
+          <w:bCs/>
+          <w:color w:val="DC7D3E"/>
         </w:rPr>
         <w:t xml:space="preserve">Victoria Beard:</w:t>
       </w:r>
@@ -2109,8 +2108,8 @@
       </w:r>
       <w:r>
         <w:rPr>
-          <w:b w:val="true"/>
-          <w:bCs w:val="true"/>
+          <w:b/>
+          <w:bCs/>
           <w:color w:val="583E31"/>
         </w:rPr>
         <w:t xml:space="preserve">Steve Glanville:</w:t>
@@ -2134,8 +2133,8 @@
       </w:r>
       <w:r>
         <w:rPr>
-          <w:b w:val="true"/>
-          <w:bCs w:val="true"/>
+          <w:b/>
+          <w:bCs/>
           <w:color w:val="583E31"/>
         </w:rPr>
         <w:t xml:space="preserve">Steve Glanville:</w:t>
@@ -2159,8 +2158,8 @@
       </w:r>
       <w:r>
         <w:rPr>
-          <w:b w:val="true"/>
-          <w:bCs w:val="true"/>
+          <w:b/>
+          <w:bCs/>
           <w:color w:val="583E31"/>
         </w:rPr>
         <w:t xml:space="preserve">Steve Glanville:</w:t>
@@ -2184,8 +2183,8 @@
       </w:r>
       <w:r>
         <w:rPr>
-          <w:b w:val="true"/>
-          <w:bCs w:val="true"/>
+          <w:b/>
+          <w:bCs/>
           <w:color w:val="583E31"/>
         </w:rPr>
         <w:t xml:space="preserve">Steve Glanville:</w:t>
@@ -2218,8 +2217,8 @@
       </w:r>
       <w:r>
         <w:rPr>
-          <w:b w:val="true"/>
-          <w:bCs w:val="true"/>
+          <w:b/>
+          <w:bCs/>
           <w:color w:val="583E31"/>
         </w:rPr>
         <w:t xml:space="preserve">Steve Glanville:</w:t>
@@ -2243,8 +2242,8 @@
       </w:r>
       <w:r>
         <w:rPr>
-          <w:b w:val="true"/>
-          <w:bCs w:val="true"/>
+          <w:b/>
+          <w:bCs/>
           <w:color w:val="583E31"/>
         </w:rPr>
         <w:t xml:space="preserve">Steve Glanville:</w:t>
@@ -2277,8 +2276,8 @@
       </w:r>
       <w:r>
         <w:rPr>
-          <w:b w:val="true"/>
-          <w:bCs w:val="true"/>
+          <w:b/>
+          <w:bCs/>
           <w:color w:val="583E31"/>
         </w:rPr>
         <w:t xml:space="preserve">Steve Glanville:</w:t>
@@ -2302,9 +2301,9 @@
       </w:r>
       <w:r>
         <w:rPr>
-          <w:b w:val="true"/>
-          <w:bCs w:val="true"/>
-          <w:color w:val="DE4A1D"/>
+          <w:b/>
+          <w:bCs/>
+          <w:color w:val="DC7D3E"/>
         </w:rPr>
         <w:t xml:space="preserve">Victoria Beard:</w:t>
       </w:r>
@@ -2327,8 +2326,8 @@
       </w:r>
       <w:r>
         <w:rPr>
-          <w:b w:val="true"/>
-          <w:bCs w:val="true"/>
+          <w:b/>
+          <w:bCs/>
           <w:color w:val="583E31"/>
         </w:rPr>
         <w:t xml:space="preserve">Steve Glanville:</w:t>
@@ -2352,8 +2351,8 @@
       </w:r>
       <w:r>
         <w:rPr>
-          <w:b w:val="true"/>
-          <w:bCs w:val="true"/>
+          <w:b/>
+          <w:bCs/>
           <w:color w:val="583E31"/>
         </w:rPr>
         <w:t xml:space="preserve">Steve Glanville:</w:t>
@@ -2386,8 +2385,8 @@
       </w:r>
       <w:r>
         <w:rPr>
-          <w:b w:val="true"/>
-          <w:bCs w:val="true"/>
+          <w:b/>
+          <w:bCs/>
           <w:color w:val="583E31"/>
         </w:rPr>
         <w:t xml:space="preserve">Steve Glanville:</w:t>
@@ -2411,8 +2410,8 @@
       </w:r>
       <w:r>
         <w:rPr>
-          <w:b w:val="true"/>
-          <w:bCs w:val="true"/>
+          <w:b/>
+          <w:bCs/>
           <w:color w:val="583E31"/>
         </w:rPr>
         <w:t xml:space="preserve">Steve Glanville:</w:t>
@@ -2436,9 +2435,9 @@
       </w:r>
       <w:r>
         <w:rPr>
-          <w:b w:val="true"/>
-          <w:bCs w:val="true"/>
-          <w:color w:val="6600CC"/>
+          <w:b/>
+          <w:bCs/>
+          <w:color w:val="9C5DE1"/>
         </w:rPr>
         <w:t xml:space="preserve">David de Roode:</w:t>
       </w:r>
@@ -2461,9 +2460,9 @@
       </w:r>
       <w:r>
         <w:rPr>
-          <w:b w:val="true"/>
-          <w:bCs w:val="true"/>
-          <w:color w:val="6600CC"/>
+          <w:b/>
+          <w:bCs/>
+          <w:color w:val="9C5DE1"/>
         </w:rPr>
         <w:t xml:space="preserve">David de Roode:</w:t>
       </w:r>
@@ -2486,8 +2485,8 @@
       </w:r>
       <w:r>
         <w:rPr>
-          <w:b w:val="true"/>
-          <w:bCs w:val="true"/>
+          <w:b/>
+          <w:bCs/>
           <w:color w:val="583E31"/>
         </w:rPr>
         <w:t xml:space="preserve">Steve Glanville:</w:t>
@@ -2520,8 +2519,8 @@
       </w:r>
       <w:r>
         <w:rPr>
-          <w:b w:val="true"/>
-          <w:bCs w:val="true"/>
+          <w:b/>
+          <w:bCs/>
           <w:color w:val="583E31"/>
         </w:rPr>
         <w:t xml:space="preserve">Steve Glanville:</w:t>
@@ -2545,9 +2544,9 @@
       </w:r>
       <w:r>
         <w:rPr>
-          <w:b w:val="true"/>
-          <w:bCs w:val="true"/>
-          <w:color w:val="C50052"/>
+          <w:b/>
+          <w:bCs/>
+          <w:color w:val="C576A7"/>
         </w:rPr>
         <w:t xml:space="preserve">.:</w:t>
       </w:r>
@@ -2570,8 +2569,8 @@
       </w:r>
       <w:r>
         <w:rPr>
-          <w:b w:val="true"/>
-          <w:bCs w:val="true"/>
+          <w:b/>
+          <w:bCs/>
           <w:color w:val="583E31"/>
         </w:rPr>
         <w:t xml:space="preserve">Steve Glanville:</w:t>
@@ -2595,8 +2594,8 @@
       </w:r>
       <w:r>
         <w:rPr>
-          <w:b w:val="true"/>
-          <w:bCs w:val="true"/>
+          <w:b/>
+          <w:bCs/>
           <w:color w:val="583E31"/>
         </w:rPr>
         <w:t xml:space="preserve">Steve Glanville:</w:t>
@@ -2620,8 +2619,8 @@
       </w:r>
       <w:r>
         <w:rPr>
-          <w:b w:val="true"/>
-          <w:bCs w:val="true"/>
+          <w:b/>
+          <w:bCs/>
           <w:color w:val="583E31"/>
         </w:rPr>
         <w:t xml:space="preserve">Steve Glanville:</w:t>
@@ -2645,9 +2644,9 @@
       </w:r>
       <w:r>
         <w:rPr>
-          <w:b w:val="true"/>
-          <w:bCs w:val="true"/>
-          <w:color w:val="C50052"/>
+          <w:b/>
+          <w:bCs/>
+          <w:color w:val="C576A7"/>
         </w:rPr>
         <w:t xml:space="preserve">.:</w:t>
       </w:r>
@@ -2670,8 +2669,8 @@
       </w:r>
       <w:r>
         <w:rPr>
-          <w:b w:val="true"/>
-          <w:bCs w:val="true"/>
+          <w:b/>
+          <w:bCs/>
           <w:color w:val="583E31"/>
         </w:rPr>
         <w:t xml:space="preserve">Steve Glanville:</w:t>
@@ -2704,8 +2703,8 @@
       </w:r>
       <w:r>
         <w:rPr>
-          <w:b w:val="true"/>
-          <w:bCs w:val="true"/>
+          <w:b/>
+          <w:bCs/>
           <w:color w:val="583E31"/>
         </w:rPr>
         <w:t xml:space="preserve">Steve Glanville:</w:t>
@@ -2729,9 +2728,9 @@
       </w:r>
       <w:r>
         <w:rPr>
-          <w:b w:val="true"/>
-          <w:bCs w:val="true"/>
-          <w:color w:val="6600CC"/>
+          <w:b/>
+          <w:bCs/>
+          <w:color w:val="9C5DE1"/>
         </w:rPr>
         <w:t xml:space="preserve">David de Roode:</w:t>
       </w:r>
@@ -2754,8 +2753,8 @@
       </w:r>
       <w:r>
         <w:rPr>
-          <w:b w:val="true"/>
-          <w:bCs w:val="true"/>
+          <w:b/>
+          <w:bCs/>
           <w:color w:val="583E31"/>
         </w:rPr>
         <w:t xml:space="preserve">Steve Glanville:</w:t>
@@ -2779,8 +2778,8 @@
       </w:r>
       <w:r>
         <w:rPr>
-          <w:b w:val="true"/>
-          <w:bCs w:val="true"/>
+          <w:b/>
+          <w:bCs/>
           <w:color w:val="583E31"/>
         </w:rPr>
         <w:t xml:space="preserve">Steve Glanville:</w:t>
@@ -2804,9 +2803,9 @@
       </w:r>
       <w:r>
         <w:rPr>
-          <w:b w:val="true"/>
-          <w:bCs w:val="true"/>
-          <w:color w:val="6600CC"/>
+          <w:b/>
+          <w:bCs/>
+          <w:color w:val="9C5DE1"/>
         </w:rPr>
         <w:t xml:space="preserve">David de Roode:</w:t>
       </w:r>
@@ -2829,8 +2828,8 @@
       </w:r>
       <w:r>
         <w:rPr>
-          <w:b w:val="true"/>
-          <w:bCs w:val="true"/>
+          <w:b/>
+          <w:bCs/>
           <w:color w:val="583E31"/>
         </w:rPr>
         <w:t xml:space="preserve">Steve Glanville:</w:t>
@@ -2863,8 +2862,8 @@
       </w:r>
       <w:r>
         <w:rPr>
-          <w:b w:val="true"/>
-          <w:bCs w:val="true"/>
+          <w:b/>
+          <w:bCs/>
           <w:color w:val="583E31"/>
         </w:rPr>
         <w:t xml:space="preserve">Steve Glanville:</w:t>
@@ -2888,9 +2887,9 @@
       </w:r>
       <w:r>
         <w:rPr>
-          <w:b w:val="true"/>
-          <w:bCs w:val="true"/>
-          <w:color w:val="6600CC"/>
+          <w:b/>
+          <w:bCs/>
+          <w:color w:val="9C5DE1"/>
         </w:rPr>
         <w:t xml:space="preserve">David de Roode:</w:t>
       </w:r>
@@ -2913,9 +2912,9 @@
       </w:r>
       <w:r>
         <w:rPr>
-          <w:b w:val="true"/>
-          <w:bCs w:val="true"/>
-          <w:color w:val="C50052"/>
+          <w:b/>
+          <w:bCs/>
+          <w:color w:val="C576A7"/>
         </w:rPr>
         <w:t xml:space="preserve">.:</w:t>
       </w:r>
@@ -2938,9 +2937,9 @@
       </w:r>
       <w:r>
         <w:rPr>
-          <w:b w:val="true"/>
-          <w:bCs w:val="true"/>
-          <w:color w:val="6600CC"/>
+          <w:b/>
+          <w:bCs/>
+          <w:color w:val="9C5DE1"/>
         </w:rPr>
         <w:t xml:space="preserve">David de Roode:</w:t>
       </w:r>
@@ -2972,8 +2971,8 @@
       </w:r>
       <w:r>
         <w:rPr>
-          <w:b w:val="true"/>
-          <w:bCs w:val="true"/>
+          <w:b/>
+          <w:bCs/>
           <w:color w:val="583E31"/>
         </w:rPr>
         <w:t xml:space="preserve">Steve Glanville:</w:t>
@@ -2997,8 +2996,8 @@
       </w:r>
       <w:r>
         <w:rPr>
-          <w:b w:val="true"/>
-          <w:bCs w:val="true"/>
+          <w:b/>
+          <w:bCs/>
           <w:color w:val="583E31"/>
         </w:rPr>
         <w:t xml:space="preserve">Steve Glanville:</w:t>
@@ -3022,8 +3021,8 @@
       </w:r>
       <w:r>
         <w:rPr>
-          <w:b w:val="true"/>
-          <w:bCs w:val="true"/>
+          <w:b/>
+          <w:bCs/>
           <w:color w:val="583E31"/>
         </w:rPr>
         <w:t xml:space="preserve">Steve Glanville:</w:t>
@@ -3047,9 +3046,9 @@
       </w:r>
       <w:r>
         <w:rPr>
-          <w:b w:val="true"/>
-          <w:bCs w:val="true"/>
-          <w:color w:val="6600CC"/>
+          <w:b/>
+          <w:bCs/>
+          <w:color w:val="9C5DE1"/>
         </w:rPr>
         <w:t xml:space="preserve">David de Roode:</w:t>
       </w:r>
@@ -3072,8 +3071,8 @@
       </w:r>
       <w:r>
         <w:rPr>
-          <w:b w:val="true"/>
-          <w:bCs w:val="true"/>
+          <w:b/>
+          <w:bCs/>
           <w:color w:val="583E31"/>
         </w:rPr>
         <w:t xml:space="preserve">Steve Glanville:</w:t>
@@ -3097,9 +3096,9 @@
       </w:r>
       <w:r>
         <w:rPr>
-          <w:b w:val="true"/>
-          <w:bCs w:val="true"/>
-          <w:color w:val="C50052"/>
+          <w:b/>
+          <w:bCs/>
+          <w:color w:val="C576A7"/>
         </w:rPr>
         <w:t xml:space="preserve">.:</w:t>
       </w:r>
@@ -3122,8 +3121,8 @@
       </w:r>
       <w:r>
         <w:rPr>
-          <w:b w:val="true"/>
-          <w:bCs w:val="true"/>
+          <w:b/>
+          <w:bCs/>
           <w:color w:val="583E31"/>
         </w:rPr>
         <w:t xml:space="preserve">Steve Glanville:</w:t>
@@ -3147,8 +3146,8 @@
       </w:r>
       <w:r>
         <w:rPr>
-          <w:b w:val="true"/>
-          <w:bCs w:val="true"/>
+          <w:b/>
+          <w:bCs/>
           <w:color w:val="583E31"/>
         </w:rPr>
         <w:t xml:space="preserve">Steve Glanville:</w:t>
@@ -3172,9 +3171,9 @@
       </w:r>
       <w:r>
         <w:rPr>
-          <w:b w:val="true"/>
-          <w:bCs w:val="true"/>
-          <w:color w:val="6600CC"/>
+          <w:b/>
+          <w:bCs/>
+          <w:color w:val="9C5DE1"/>
         </w:rPr>
         <w:t xml:space="preserve">David de Roode:</w:t>
       </w:r>
@@ -3206,8 +3205,8 @@
       </w:r>
       <w:r>
         <w:rPr>
-          <w:b w:val="true"/>
-          <w:bCs w:val="true"/>
+          <w:b/>
+          <w:bCs/>
           <w:color w:val="583E31"/>
         </w:rPr>
         <w:t xml:space="preserve">Steve Glanville:</w:t>
@@ -3231,9 +3230,9 @@
       </w:r>
       <w:r>
         <w:rPr>
-          <w:b w:val="true"/>
-          <w:bCs w:val="true"/>
-          <w:color w:val="6600CC"/>
+          <w:b/>
+          <w:bCs/>
+          <w:color w:val="9C5DE1"/>
         </w:rPr>
         <w:t xml:space="preserve">David de Roode:</w:t>
       </w:r>
@@ -3256,8 +3255,8 @@
       </w:r>
       <w:r>
         <w:rPr>
-          <w:b w:val="true"/>
-          <w:bCs w:val="true"/>
+          <w:b/>
+          <w:bCs/>
           <w:color w:val="583E31"/>
         </w:rPr>
         <w:t xml:space="preserve">Steve Glanville:</w:t>
@@ -3281,8 +3280,8 @@
       </w:r>
       <w:r>
         <w:rPr>
-          <w:b w:val="true"/>
-          <w:bCs w:val="true"/>
+          <w:b/>
+          <w:bCs/>
           <w:color w:val="583E31"/>
         </w:rPr>
         <w:t xml:space="preserve">Steve Glanville:</w:t>
@@ -3306,9 +3305,9 @@
       </w:r>
       <w:r>
         <w:rPr>
-          <w:b w:val="true"/>
-          <w:bCs w:val="true"/>
-          <w:color w:val="6600CC"/>
+          <w:b/>
+          <w:bCs/>
+          <w:color w:val="9C5DE1"/>
         </w:rPr>
         <w:t xml:space="preserve">David de Roode:</w:t>
       </w:r>
@@ -3331,8 +3330,8 @@
       </w:r>
       <w:r>
         <w:rPr>
-          <w:b w:val="true"/>
-          <w:bCs w:val="true"/>
+          <w:b/>
+          <w:bCs/>
           <w:color w:val="583E31"/>
         </w:rPr>
         <w:t xml:space="preserve">Steve Glanville:</w:t>
@@ -3356,9 +3355,9 @@
       </w:r>
       <w:r>
         <w:rPr>
-          <w:b w:val="true"/>
-          <w:bCs w:val="true"/>
-          <w:color w:val="DE4A1D"/>
+          <w:b/>
+          <w:bCs/>
+          <w:color w:val="DC7D3E"/>
         </w:rPr>
         <w:t xml:space="preserve">Victoria Beard:</w:t>
       </w:r>
@@ -3381,9 +3380,9 @@
       </w:r>
       <w:r>
         <w:rPr>
-          <w:b w:val="true"/>
-          <w:bCs w:val="true"/>
-          <w:color w:val="6600CC"/>
+          <w:b/>
+          <w:bCs/>
+          <w:color w:val="9C5DE1"/>
         </w:rPr>
         <w:t xml:space="preserve">David de Roode:</w:t>
       </w:r>
@@ -3406,9 +3405,9 @@
       </w:r>
       <w:r>
         <w:rPr>
-          <w:b w:val="true"/>
-          <w:bCs w:val="true"/>
-          <w:color w:val="DE4A1D"/>
+          <w:b/>
+          <w:bCs/>
+          <w:color w:val="DC7D3E"/>
         </w:rPr>
         <w:t xml:space="preserve">Victoria Beard:</w:t>
       </w:r>
@@ -3431,9 +3430,9 @@
       </w:r>
       <w:r>
         <w:rPr>
-          <w:b w:val="true"/>
-          <w:bCs w:val="true"/>
-          <w:color w:val="DE4A1D"/>
+          <w:b/>
+          <w:bCs/>
+          <w:color w:val="DC7D3E"/>
         </w:rPr>
         <w:t xml:space="preserve">Victoria Beard:</w:t>
       </w:r>
@@ -3456,9 +3455,9 @@
       </w:r>
       <w:r>
         <w:rPr>
-          <w:b w:val="true"/>
-          <w:bCs w:val="true"/>
-          <w:color w:val="6600CC"/>
+          <w:b/>
+          <w:bCs/>
+          <w:color w:val="9C5DE1"/>
         </w:rPr>
         <w:t xml:space="preserve">David de Roode:</w:t>
       </w:r>
@@ -3481,9 +3480,9 @@
       </w:r>
       <w:r>
         <w:rPr>
-          <w:b w:val="true"/>
-          <w:bCs w:val="true"/>
-          <w:color w:val="DE4A1D"/>
+          <w:b/>
+          <w:bCs/>
+          <w:color w:val="DC7D3E"/>
         </w:rPr>
         <w:t xml:space="preserve">Victoria Beard:</w:t>
       </w:r>
@@ -3506,8 +3505,8 @@
       </w:r>
       <w:r>
         <w:rPr>
-          <w:b w:val="true"/>
-          <w:bCs w:val="true"/>
+          <w:b/>
+          <w:bCs/>
           <w:color w:val="583E31"/>
         </w:rPr>
         <w:t xml:space="preserve">Steve Glanville:</w:t>
@@ -3540,8 +3539,8 @@
       </w:r>
       <w:r>
         <w:rPr>
-          <w:b w:val="true"/>
-          <w:bCs w:val="true"/>
+          <w:b/>
+          <w:bCs/>
           <w:color w:val="583E31"/>
         </w:rPr>
         <w:t xml:space="preserve">Steve Glanville:</w:t>
@@ -3574,8 +3573,8 @@
       </w:r>
       <w:r>
         <w:rPr>
-          <w:b w:val="true"/>
-          <w:bCs w:val="true"/>
+          <w:b/>
+          <w:bCs/>
           <w:color w:val="583E31"/>
         </w:rPr>
         <w:t xml:space="preserve">Steve Glanville:</w:t>
@@ -3599,8 +3598,8 @@
       </w:r>
       <w:r>
         <w:rPr>
-          <w:b w:val="true"/>
-          <w:bCs w:val="true"/>
+          <w:b/>
+          <w:bCs/>
           <w:color w:val="583E31"/>
         </w:rPr>
         <w:t xml:space="preserve">Steve Glanville:</w:t>
@@ -3624,8 +3623,8 @@
       </w:r>
       <w:r>
         <w:rPr>
-          <w:b w:val="true"/>
-          <w:bCs w:val="true"/>
+          <w:b/>
+          <w:bCs/>
           <w:color w:val="583E31"/>
         </w:rPr>
         <w:t xml:space="preserve">Steve Glanville:</w:t>
@@ -3658,9 +3657,9 @@
       </w:r>
       <w:r>
         <w:rPr>
-          <w:b w:val="true"/>
-          <w:bCs w:val="true"/>
-          <w:color w:val="6600CC"/>
+          <w:b/>
+          <w:bCs/>
+          <w:color w:val="9C5DE1"/>
         </w:rPr>
         <w:t xml:space="preserve">David de Roode:</w:t>
       </w:r>
@@ -3683,8 +3682,8 @@
       </w:r>
       <w:r>
         <w:rPr>
-          <w:b w:val="true"/>
-          <w:bCs w:val="true"/>
+          <w:b/>
+          <w:bCs/>
           <w:color w:val="583E31"/>
         </w:rPr>
         <w:t xml:space="preserve">Steve Glanville:</w:t>
@@ -3708,9 +3707,9 @@
       </w:r>
       <w:r>
         <w:rPr>
-          <w:b w:val="true"/>
-          <w:bCs w:val="true"/>
-          <w:color w:val="6600CC"/>
+          <w:b/>
+          <w:bCs/>
+          <w:color w:val="9C5DE1"/>
         </w:rPr>
         <w:t xml:space="preserve">David de Roode:</w:t>
       </w:r>
@@ -3733,8 +3732,8 @@
       </w:r>
       <w:r>
         <w:rPr>
-          <w:b w:val="true"/>
-          <w:bCs w:val="true"/>
+          <w:b/>
+          <w:bCs/>
           <w:color w:val="583E31"/>
         </w:rPr>
         <w:t xml:space="preserve">Steve Glanville:</w:t>
@@ -3758,8 +3757,8 @@
       </w:r>
       <w:r>
         <w:rPr>
-          <w:b w:val="true"/>
-          <w:bCs w:val="true"/>
+          <w:b/>
+          <w:bCs/>
           <w:color w:val="583E31"/>
         </w:rPr>
         <w:t xml:space="preserve">Steve Glanville:</w:t>
@@ -3783,9 +3782,9 @@
       </w:r>
       <w:r>
         <w:rPr>
-          <w:b w:val="true"/>
-          <w:bCs w:val="true"/>
-          <w:color w:val="6600CC"/>
+          <w:b/>
+          <w:bCs/>
+          <w:color w:val="9C5DE1"/>
         </w:rPr>
         <w:t xml:space="preserve">David de Roode:</w:t>
       </w:r>
@@ -3808,9 +3807,9 @@
       </w:r>
       <w:r>
         <w:rPr>
-          <w:b w:val="true"/>
-          <w:bCs w:val="true"/>
-          <w:color w:val="6600CC"/>
+          <w:b/>
+          <w:bCs/>
+          <w:color w:val="9C5DE1"/>
         </w:rPr>
         <w:t xml:space="preserve">David de Roode:</w:t>
       </w:r>
@@ -3833,8 +3832,8 @@
       </w:r>
       <w:r>
         <w:rPr>
-          <w:b w:val="true"/>
-          <w:bCs w:val="true"/>
+          <w:b/>
+          <w:bCs/>
           <w:color w:val="583E31"/>
         </w:rPr>
         <w:t xml:space="preserve">Steve Glanville:</w:t>
@@ -3858,9 +3857,9 @@
       </w:r>
       <w:r>
         <w:rPr>
-          <w:b w:val="true"/>
-          <w:bCs w:val="true"/>
-          <w:color w:val="6600CC"/>
+          <w:b/>
+          <w:bCs/>
+          <w:color w:val="9C5DE1"/>
         </w:rPr>
         <w:t xml:space="preserve">David de Roode:</w:t>
       </w:r>
@@ -3883,8 +3882,8 @@
       </w:r>
       <w:r>
         <w:rPr>
-          <w:b w:val="true"/>
-          <w:bCs w:val="true"/>
+          <w:b/>
+          <w:bCs/>
           <w:color w:val="583E31"/>
         </w:rPr>
         <w:t xml:space="preserve">Steve Glanville:</w:t>
@@ -3908,8 +3907,8 @@
       </w:r>
       <w:r>
         <w:rPr>
-          <w:b w:val="true"/>
-          <w:bCs w:val="true"/>
+          <w:b/>
+          <w:bCs/>
           <w:color w:val="583E31"/>
         </w:rPr>
         <w:t xml:space="preserve">Steve Glanville:</w:t>
@@ -3942,9 +3941,9 @@
       </w:r>
       <w:r>
         <w:rPr>
-          <w:b w:val="true"/>
-          <w:bCs w:val="true"/>
-          <w:color w:val="6600CC"/>
+          <w:b/>
+          <w:bCs/>
+          <w:color w:val="9C5DE1"/>
         </w:rPr>
         <w:t xml:space="preserve">David de Roode:</w:t>
       </w:r>
@@ -3967,8 +3966,8 @@
       </w:r>
       <w:r>
         <w:rPr>
-          <w:b w:val="true"/>
-          <w:bCs w:val="true"/>
+          <w:b/>
+          <w:bCs/>
           <w:color w:val="583E31"/>
         </w:rPr>
         <w:t xml:space="preserve">Steve Glanville:</w:t>
@@ -3992,9 +3991,9 @@
       </w:r>
       <w:r>
         <w:rPr>
-          <w:b w:val="true"/>
-          <w:bCs w:val="true"/>
-          <w:color w:val="6600CC"/>
+          <w:b/>
+          <w:bCs/>
+          <w:color w:val="9C5DE1"/>
         </w:rPr>
         <w:t xml:space="preserve">David de Roode:</w:t>
       </w:r>
@@ -4017,8 +4016,8 @@
       </w:r>
       <w:r>
         <w:rPr>
-          <w:b w:val="true"/>
-          <w:bCs w:val="true"/>
+          <w:b/>
+          <w:bCs/>
           <w:color w:val="583E31"/>
         </w:rPr>
         <w:t xml:space="preserve">Steve Glanville:</w:t>
@@ -4042,9 +4041,9 @@
       </w:r>
       <w:r>
         <w:rPr>
-          <w:b w:val="true"/>
-          <w:bCs w:val="true"/>
-          <w:color w:val="6600CC"/>
+          <w:b/>
+          <w:bCs/>
+          <w:color w:val="9C5DE1"/>
         </w:rPr>
         <w:t xml:space="preserve">David de Roode:</w:t>
       </w:r>
@@ -4067,8 +4066,8 @@
       </w:r>
       <w:r>
         <w:rPr>
-          <w:b w:val="true"/>
-          <w:bCs w:val="true"/>
+          <w:b/>
+          <w:bCs/>
           <w:color w:val="583E31"/>
         </w:rPr>
         <w:t xml:space="preserve">Steve Glanville:</w:t>
@@ -4092,8 +4091,8 @@
       </w:r>
       <w:r>
         <w:rPr>
-          <w:b w:val="true"/>
-          <w:bCs w:val="true"/>
+          <w:b/>
+          <w:bCs/>
           <w:color w:val="583E31"/>
         </w:rPr>
         <w:t xml:space="preserve">Steve Glanville:</w:t>
@@ -4117,9 +4116,9 @@
       </w:r>
       <w:r>
         <w:rPr>
-          <w:b w:val="true"/>
-          <w:bCs w:val="true"/>
-          <w:color w:val="6600CC"/>
+          <w:b/>
+          <w:bCs/>
+          <w:color w:val="9C5DE1"/>
         </w:rPr>
         <w:t xml:space="preserve">David de Roode:</w:t>
       </w:r>
@@ -4142,9 +4141,9 @@
       </w:r>
       <w:r>
         <w:rPr>
-          <w:b w:val="true"/>
-          <w:bCs w:val="true"/>
-          <w:color w:val="DE4A1D"/>
+          <w:b/>
+          <w:bCs/>
+          <w:color w:val="DC7D3E"/>
         </w:rPr>
         <w:t xml:space="preserve">Victoria Beard:</w:t>
       </w:r>
@@ -4167,8 +4166,8 @@
       </w:r>
       <w:r>
         <w:rPr>
-          <w:b w:val="true"/>
-          <w:bCs w:val="true"/>
+          <w:b/>
+          <w:bCs/>
           <w:color w:val="583E31"/>
         </w:rPr>
         <w:t xml:space="preserve">Steve Glanville:</w:t>
@@ -4192,9 +4191,9 @@
       </w:r>
       <w:r>
         <w:rPr>
-          <w:b w:val="true"/>
-          <w:bCs w:val="true"/>
-          <w:color w:val="DE4A1D"/>
+          <w:b/>
+          <w:bCs/>
+          <w:color w:val="DC7D3E"/>
         </w:rPr>
         <w:t xml:space="preserve">Victoria Beard:</w:t>
       </w:r>
@@ -4217,9 +4216,9 @@
       </w:r>
       <w:r>
         <w:rPr>
-          <w:b w:val="true"/>
-          <w:bCs w:val="true"/>
-          <w:color w:val="DE4A1D"/>
+          <w:b/>
+          <w:bCs/>
+          <w:color w:val="DC7D3E"/>
         </w:rPr>
         <w:t xml:space="preserve">Victoria Beard:</w:t>
       </w:r>
@@ -4251,8 +4250,8 @@
       </w:r>
       <w:r>
         <w:rPr>
-          <w:b w:val="true"/>
-          <w:bCs w:val="true"/>
+          <w:b/>
+          <w:bCs/>
           <w:color w:val="583E31"/>
         </w:rPr>
         <w:t xml:space="preserve">Steve Glanville:</w:t>
@@ -4276,8 +4275,8 @@
       </w:r>
       <w:r>
         <w:rPr>
-          <w:b w:val="true"/>
-          <w:bCs w:val="true"/>
+          <w:b/>
+          <w:bCs/>
           <w:color w:val="583E31"/>
         </w:rPr>
         <w:t xml:space="preserve">Steve Glanville:</w:t>
@@ -4301,9 +4300,9 @@
       </w:r>
       <w:r>
         <w:rPr>
-          <w:b w:val="true"/>
-          <w:bCs w:val="true"/>
-          <w:color w:val="6600CC"/>
+          <w:b/>
+          <w:bCs/>
+          <w:color w:val="9C5DE1"/>
         </w:rPr>
         <w:t xml:space="preserve">David de Roode:</w:t>
       </w:r>
@@ -4326,8 +4325,8 @@
       </w:r>
       <w:r>
         <w:rPr>
-          <w:b w:val="true"/>
-          <w:bCs w:val="true"/>
+          <w:b/>
+          <w:bCs/>
           <w:color w:val="583E31"/>
         </w:rPr>
         <w:t xml:space="preserve">Steve Glanville:</w:t>
@@ -4351,8 +4350,8 @@
       </w:r>
       <w:r>
         <w:rPr>
-          <w:b w:val="true"/>
-          <w:bCs w:val="true"/>
+          <w:b/>
+          <w:bCs/>
           <w:color w:val="583E31"/>
         </w:rPr>
         <w:t xml:space="preserve">Steve Glanville:</w:t>
@@ -4376,8 +4375,8 @@
       </w:r>
       <w:r>
         <w:rPr>
-          <w:b w:val="true"/>
-          <w:bCs w:val="true"/>
+          <w:b/>
+          <w:bCs/>
           <w:color w:val="583E31"/>
         </w:rPr>
         <w:t xml:space="preserve">Steve Glanville:</w:t>
@@ -4410,8 +4409,8 @@
       </w:r>
       <w:r>
         <w:rPr>
-          <w:b w:val="true"/>
-          <w:bCs w:val="true"/>
+          <w:b/>
+          <w:bCs/>
           <w:color w:val="583E31"/>
         </w:rPr>
         <w:t xml:space="preserve">Steve Glanville:</w:t>
@@ -4435,8 +4434,8 @@
       </w:r>
       <w:r>
         <w:rPr>
-          <w:b w:val="true"/>
-          <w:bCs w:val="true"/>
+          <w:b/>
+          <w:bCs/>
           <w:color w:val="583E31"/>
         </w:rPr>
         <w:t xml:space="preserve">Steve Glanville:</w:t>
@@ -4460,9 +4459,9 @@
       </w:r>
       <w:r>
         <w:rPr>
-          <w:b w:val="true"/>
-          <w:bCs w:val="true"/>
-          <w:color w:val="6600CC"/>
+          <w:b/>
+          <w:bCs/>
+          <w:color w:val="9C5DE1"/>
         </w:rPr>
         <w:t xml:space="preserve">David de Roode:</w:t>
       </w:r>
@@ -4494,8 +4493,8 @@
       </w:r>
       <w:r>
         <w:rPr>
-          <w:b w:val="true"/>
-          <w:bCs w:val="true"/>
+          <w:b/>
+          <w:bCs/>
           <w:color w:val="583E31"/>
         </w:rPr>
         <w:t xml:space="preserve">Steve Glanville:</w:t>
@@ -4519,8 +4518,8 @@
       </w:r>
       <w:r>
         <w:rPr>
-          <w:b w:val="true"/>
-          <w:bCs w:val="true"/>
+          <w:b/>
+          <w:bCs/>
           <w:color w:val="583E31"/>
         </w:rPr>
         <w:t xml:space="preserve">Steve Glanville:</w:t>
@@ -4544,8 +4543,8 @@
       </w:r>
       <w:r>
         <w:rPr>
-          <w:b w:val="true"/>
-          <w:bCs w:val="true"/>
+          <w:b/>
+          <w:bCs/>
           <w:color w:val="583E31"/>
         </w:rPr>
         <w:t xml:space="preserve">Steve Glanville:</w:t>
@@ -4569,9 +4568,9 @@
       </w:r>
       <w:r>
         <w:rPr>
-          <w:b w:val="true"/>
-          <w:bCs w:val="true"/>
-          <w:color w:val="6600CC"/>
+          <w:b/>
+          <w:bCs/>
+          <w:color w:val="9C5DE1"/>
         </w:rPr>
         <w:t xml:space="preserve">David de Roode:</w:t>
       </w:r>
@@ -4594,8 +4593,8 @@
       </w:r>
       <w:r>
         <w:rPr>
-          <w:b w:val="true"/>
-          <w:bCs w:val="true"/>
+          <w:b/>
+          <w:bCs/>
           <w:color w:val="583E31"/>
         </w:rPr>
         <w:t xml:space="preserve">Steve Glanville:</w:t>
@@ -4619,8 +4618,8 @@
       </w:r>
       <w:r>
         <w:rPr>
-          <w:b w:val="true"/>
-          <w:bCs w:val="true"/>
+          <w:b/>
+          <w:bCs/>
           <w:color w:val="583E31"/>
         </w:rPr>
         <w:t xml:space="preserve">Steve Glanville:</w:t>
@@ -4653,8 +4652,8 @@
       </w:r>
       <w:r>
         <w:rPr>
-          <w:b w:val="true"/>
-          <w:bCs w:val="true"/>
+          <w:b/>
+          <w:bCs/>
           <w:color w:val="583E31"/>
         </w:rPr>
         <w:t xml:space="preserve">Steve Glanville:</w:t>
@@ -4678,8 +4677,8 @@
       </w:r>
       <w:r>
         <w:rPr>
-          <w:b w:val="true"/>
-          <w:bCs w:val="true"/>
+          <w:b/>
+          <w:bCs/>
           <w:color w:val="583E31"/>
         </w:rPr>
         <w:t xml:space="preserve">Steve Glanville:</w:t>
@@ -4703,8 +4702,8 @@
       </w:r>
       <w:r>
         <w:rPr>
-          <w:b w:val="true"/>
-          <w:bCs w:val="true"/>
+          <w:b/>
+          <w:bCs/>
           <w:color w:val="583E31"/>
         </w:rPr>
         <w:t xml:space="preserve">Steve Glanville:</w:t>
@@ -4737,8 +4736,8 @@
       </w:r>
       <w:r>
         <w:rPr>
-          <w:b w:val="true"/>
-          <w:bCs w:val="true"/>
+          <w:b/>
+          <w:bCs/>
           <w:color w:val="583E31"/>
         </w:rPr>
         <w:t xml:space="preserve">Steve Glanville:</w:t>
@@ -4762,9 +4761,9 @@
       </w:r>
       <w:r>
         <w:rPr>
-          <w:b w:val="true"/>
-          <w:bCs w:val="true"/>
-          <w:color w:val="6600CC"/>
+          <w:b/>
+          <w:bCs/>
+          <w:color w:val="9C5DE1"/>
         </w:rPr>
         <w:t xml:space="preserve">David de Roode:</w:t>
       </w:r>
@@ -4787,8 +4786,8 @@
       </w:r>
       <w:r>
         <w:rPr>
-          <w:b w:val="true"/>
-          <w:bCs w:val="true"/>
+          <w:b/>
+          <w:bCs/>
           <w:color w:val="583E31"/>
         </w:rPr>
         <w:t xml:space="preserve">Steve Glanville:</w:t>
@@ -4812,8 +4811,8 @@
       </w:r>
       <w:r>
         <w:rPr>
-          <w:b w:val="true"/>
-          <w:bCs w:val="true"/>
+          <w:b/>
+          <w:bCs/>
           <w:color w:val="583E31"/>
         </w:rPr>
         <w:t xml:space="preserve">Steve Glanville:</w:t>
@@ -4846,8 +4845,8 @@
       </w:r>
       <w:r>
         <w:rPr>
-          <w:b w:val="true"/>
-          <w:bCs w:val="true"/>
+          <w:b/>
+          <w:bCs/>
           <w:color w:val="583E31"/>
         </w:rPr>
         <w:t xml:space="preserve">Steve Glanville:</w:t>
@@ -4871,8 +4870,8 @@
       </w:r>
       <w:r>
         <w:rPr>
-          <w:b w:val="true"/>
-          <w:bCs w:val="true"/>
+          <w:b/>
+          <w:bCs/>
           <w:color w:val="583E31"/>
         </w:rPr>
         <w:t xml:space="preserve">Steve Glanville:</w:t>
@@ -4905,8 +4904,8 @@
       </w:r>
       <w:r>
         <w:rPr>
-          <w:b w:val="true"/>
-          <w:bCs w:val="true"/>
+          <w:b/>
+          <w:bCs/>
           <w:color w:val="583E31"/>
         </w:rPr>
         <w:t xml:space="preserve">Steve Glanville:</w:t>
@@ -4930,8 +4929,8 @@
       </w:r>
       <w:r>
         <w:rPr>
-          <w:b w:val="true"/>
-          <w:bCs w:val="true"/>
+          <w:b/>
+          <w:bCs/>
           <w:color w:val="583E31"/>
         </w:rPr>
         <w:t xml:space="preserve">Steve Glanville:</w:t>
@@ -4964,8 +4963,8 @@
       </w:r>
       <w:r>
         <w:rPr>
-          <w:b w:val="true"/>
-          <w:bCs w:val="true"/>
+          <w:b/>
+          <w:bCs/>
           <w:color w:val="583E31"/>
         </w:rPr>
         <w:t xml:space="preserve">Steve Glanville:</w:t>
@@ -4989,8 +4988,8 @@
       </w:r>
       <w:r>
         <w:rPr>
-          <w:b w:val="true"/>
-          <w:bCs w:val="true"/>
+          <w:b/>
+          <w:bCs/>
           <w:color w:val="583E31"/>
         </w:rPr>
         <w:t xml:space="preserve">Steve Glanville:</w:t>
@@ -5014,9 +5013,9 @@
       </w:r>
       <w:r>
         <w:rPr>
-          <w:b w:val="true"/>
-          <w:bCs w:val="true"/>
-          <w:color w:val="6600CC"/>
+          <w:b/>
+          <w:bCs/>
+          <w:color w:val="9C5DE1"/>
         </w:rPr>
         <w:t xml:space="preserve">David de Roode:</w:t>
       </w:r>
@@ -5039,9 +5038,9 @@
       </w:r>
       <w:r>
         <w:rPr>
-          <w:b w:val="true"/>
-          <w:bCs w:val="true"/>
-          <w:color w:val="6600CC"/>
+          <w:b/>
+          <w:bCs/>
+          <w:color w:val="9C5DE1"/>
         </w:rPr>
         <w:t xml:space="preserve">David de Roode:</w:t>
       </w:r>
@@ -5073,8 +5072,8 @@
       </w:r>
       <w:r>
         <w:rPr>
-          <w:b w:val="true"/>
-          <w:bCs w:val="true"/>
+          <w:b/>
+          <w:bCs/>
           <w:color w:val="583E31"/>
         </w:rPr>
         <w:t xml:space="preserve">Steve Glanville:</w:t>
@@ -5098,9 +5097,9 @@
       </w:r>
       <w:r>
         <w:rPr>
-          <w:b w:val="true"/>
-          <w:bCs w:val="true"/>
-          <w:color w:val="6600CC"/>
+          <w:b/>
+          <w:bCs/>
+          <w:color w:val="9C5DE1"/>
         </w:rPr>
         <w:t xml:space="preserve">David de Roode:</w:t>
       </w:r>
@@ -5123,9 +5122,9 @@
       </w:r>
       <w:r>
         <w:rPr>
-          <w:b w:val="true"/>
-          <w:bCs w:val="true"/>
-          <w:color w:val="C50052"/>
+          <w:b/>
+          <w:bCs/>
+          <w:color w:val="C576A7"/>
         </w:rPr>
         <w:t xml:space="preserve">.:</w:t>
       </w:r>
@@ -5148,9 +5147,9 @@
       </w:r>
       <w:r>
         <w:rPr>
-          <w:b w:val="true"/>
-          <w:bCs w:val="true"/>
-          <w:color w:val="6600CC"/>
+          <w:b/>
+          <w:bCs/>
+          <w:color w:val="9C5DE1"/>
         </w:rPr>
         <w:t xml:space="preserve">David de Roode:</w:t>
       </w:r>
@@ -5173,9 +5172,9 @@
       </w:r>
       <w:r>
         <w:rPr>
-          <w:b w:val="true"/>
-          <w:bCs w:val="true"/>
-          <w:color w:val="C50052"/>
+          <w:b/>
+          <w:bCs/>
+          <w:color w:val="C576A7"/>
         </w:rPr>
         <w:t xml:space="preserve">.:</w:t>
       </w:r>
@@ -5198,9 +5197,9 @@
       </w:r>
       <w:r>
         <w:rPr>
-          <w:b w:val="true"/>
-          <w:bCs w:val="true"/>
-          <w:color w:val="6600CC"/>
+          <w:b/>
+          <w:bCs/>
+          <w:color w:val="9C5DE1"/>
         </w:rPr>
         <w:t xml:space="preserve">David de Roode:</w:t>
       </w:r>
@@ -5223,9 +5222,9 @@
       </w:r>
       <w:r>
         <w:rPr>
-          <w:b w:val="true"/>
-          <w:bCs w:val="true"/>
-          <w:color w:val="6600CC"/>
+          <w:b/>
+          <w:bCs/>
+          <w:color w:val="9C5DE1"/>
         </w:rPr>
         <w:t xml:space="preserve">David de Roode:</w:t>
       </w:r>
@@ -5257,9 +5256,9 @@
       </w:r>
       <w:r>
         <w:rPr>
-          <w:b w:val="true"/>
-          <w:bCs w:val="true"/>
-          <w:color w:val="6600CC"/>
+          <w:b/>
+          <w:bCs/>
+          <w:color w:val="9C5DE1"/>
         </w:rPr>
         <w:t xml:space="preserve">David de Roode:</w:t>
       </w:r>
@@ -5282,8 +5281,8 @@
       </w:r>
       <w:r>
         <w:rPr>
-          <w:b w:val="true"/>
-          <w:bCs w:val="true"/>
+          <w:b/>
+          <w:bCs/>
           <w:color w:val="583E31"/>
         </w:rPr>
         <w:t xml:space="preserve">Steve Glanville:</w:t>
@@ -5307,9 +5306,9 @@
       </w:r>
       <w:r>
         <w:rPr>
-          <w:b w:val="true"/>
-          <w:bCs w:val="true"/>
-          <w:color w:val="6600CC"/>
+          <w:b/>
+          <w:bCs/>
+          <w:color w:val="9C5DE1"/>
         </w:rPr>
         <w:t xml:space="preserve">David de Roode:</w:t>
       </w:r>
@@ -5332,9 +5331,9 @@
       </w:r>
       <w:r>
         <w:rPr>
-          <w:b w:val="true"/>
-          <w:bCs w:val="true"/>
-          <w:color w:val="6600CC"/>
+          <w:b/>
+          <w:bCs/>
+          <w:color w:val="9C5DE1"/>
         </w:rPr>
         <w:t xml:space="preserve">David de Roode:</w:t>
       </w:r>
@@ -5366,8 +5365,8 @@
       </w:r>
       <w:r>
         <w:rPr>
-          <w:b w:val="true"/>
-          <w:bCs w:val="true"/>
+          <w:b/>
+          <w:bCs/>
           <w:color w:val="583E31"/>
         </w:rPr>
         <w:t xml:space="preserve">Steve Glanville:</w:t>
@@ -5391,9 +5390,9 @@
       </w:r>
       <w:r>
         <w:rPr>
-          <w:b w:val="true"/>
-          <w:bCs w:val="true"/>
-          <w:color w:val="6600CC"/>
+          <w:b/>
+          <w:bCs/>
+          <w:color w:val="9C5DE1"/>
         </w:rPr>
         <w:t xml:space="preserve">David de Roode:</w:t>
       </w:r>
@@ -5416,9 +5415,9 @@
       </w:r>
       <w:r>
         <w:rPr>
-          <w:b w:val="true"/>
-          <w:bCs w:val="true"/>
-          <w:color w:val="6600CC"/>
+          <w:b/>
+          <w:bCs/>
+          <w:color w:val="9C5DE1"/>
         </w:rPr>
         <w:t xml:space="preserve">David de Roode:</w:t>
       </w:r>
@@ -5441,8 +5440,8 @@
       </w:r>
       <w:r>
         <w:rPr>
-          <w:b w:val="true"/>
-          <w:bCs w:val="true"/>
+          <w:b/>
+          <w:bCs/>
           <w:color w:val="583E31"/>
         </w:rPr>
         <w:t xml:space="preserve">Steve Glanville:</w:t>
@@ -5475,8 +5474,8 @@
       </w:r>
       <w:r>
         <w:rPr>
-          <w:b w:val="true"/>
-          <w:bCs w:val="true"/>
+          <w:b/>
+          <w:bCs/>
           <w:color w:val="583E31"/>
         </w:rPr>
         <w:t xml:space="preserve">Steve Glanville:</w:t>
@@ -5500,8 +5499,8 @@
       </w:r>
       <w:r>
         <w:rPr>
-          <w:b w:val="true"/>
-          <w:bCs w:val="true"/>
+          <w:b/>
+          <w:bCs/>
           <w:color w:val="583E31"/>
         </w:rPr>
         <w:t xml:space="preserve">Steve Glanville:</w:t>
@@ -5525,8 +5524,8 @@
       </w:r>
       <w:r>
         <w:rPr>
-          <w:b w:val="true"/>
-          <w:bCs w:val="true"/>
+          <w:b/>
+          <w:bCs/>
           <w:color w:val="583E31"/>
         </w:rPr>
         <w:t xml:space="preserve">Steve Glanville:</w:t>
@@ -5559,8 +5558,8 @@
       </w:r>
       <w:r>
         <w:rPr>
-          <w:b w:val="true"/>
-          <w:bCs w:val="true"/>
+          <w:b/>
+          <w:bCs/>
           <w:color w:val="583E31"/>
         </w:rPr>
         <w:t xml:space="preserve">Steve Glanville:</w:t>
@@ -5584,9 +5583,9 @@
       </w:r>
       <w:r>
         <w:rPr>
-          <w:b w:val="true"/>
-          <w:bCs w:val="true"/>
-          <w:color w:val="6600CC"/>
+          <w:b/>
+          <w:bCs/>
+          <w:color w:val="9C5DE1"/>
         </w:rPr>
         <w:t xml:space="preserve">David de Roode:</w:t>
       </w:r>
@@ -5609,9 +5608,9 @@
       </w:r>
       <w:r>
         <w:rPr>
-          <w:b w:val="true"/>
-          <w:bCs w:val="true"/>
-          <w:color w:val="6600CC"/>
+          <w:b/>
+          <w:bCs/>
+          <w:color w:val="9C5DE1"/>
         </w:rPr>
         <w:t xml:space="preserve">David de Roode:</w:t>
       </w:r>
@@ -5634,9 +5633,9 @@
       </w:r>
       <w:r>
         <w:rPr>
-          <w:b w:val="true"/>
-          <w:bCs w:val="true"/>
-          <w:color w:val="C50052"/>
+          <w:b/>
+          <w:bCs/>
+          <w:color w:val="C576A7"/>
         </w:rPr>
         <w:t xml:space="preserve">.:</w:t>
       </w:r>
@@ -5659,9 +5658,9 @@
       </w:r>
       <w:r>
         <w:rPr>
-          <w:b w:val="true"/>
-          <w:bCs w:val="true"/>
-          <w:color w:val="6600CC"/>
+          <w:b/>
+          <w:bCs/>
+          <w:color w:val="9C5DE1"/>
         </w:rPr>
         <w:t xml:space="preserve">David de Roode:</w:t>
       </w:r>
@@ -5684,8 +5683,8 @@
       </w:r>
       <w:r>
         <w:rPr>
-          <w:b w:val="true"/>
-          <w:bCs w:val="true"/>
+          <w:b/>
+          <w:bCs/>
           <w:color w:val="583E31"/>
         </w:rPr>
         <w:t xml:space="preserve">Steve Glanville:</w:t>
@@ -5718,8 +5717,8 @@
       </w:r>
       <w:r>
         <w:rPr>
-          <w:b w:val="true"/>
-          <w:bCs w:val="true"/>
+          <w:b/>
+          <w:bCs/>
           <w:color w:val="583E31"/>
         </w:rPr>
         <w:t xml:space="preserve">Steve Glanville:</w:t>
@@ -5743,8 +5742,8 @@
       </w:r>
       <w:r>
         <w:rPr>
-          <w:b w:val="true"/>
-          <w:bCs w:val="true"/>
+          <w:b/>
+          <w:bCs/>
           <w:color w:val="583E31"/>
         </w:rPr>
         <w:t xml:space="preserve">Steve Glanville:</w:t>
@@ -5768,8 +5767,8 @@
       </w:r>
       <w:r>
         <w:rPr>
-          <w:b w:val="true"/>
-          <w:bCs w:val="true"/>
+          <w:b/>
+          <w:bCs/>
           <w:color w:val="583E31"/>
         </w:rPr>
         <w:t xml:space="preserve">Steve Glanville:</w:t>
@@ -5793,9 +5792,9 @@
       </w:r>
       <w:r>
         <w:rPr>
-          <w:b w:val="true"/>
-          <w:bCs w:val="true"/>
-          <w:color w:val="6600CC"/>
+          <w:b/>
+          <w:bCs/>
+          <w:color w:val="9C5DE1"/>
         </w:rPr>
         <w:t xml:space="preserve">David de Roode:</w:t>
       </w:r>
@@ -5818,8 +5817,8 @@
       </w:r>
       <w:r>
         <w:rPr>
-          <w:b w:val="true"/>
-          <w:bCs w:val="true"/>
+          <w:b/>
+          <w:bCs/>
           <w:color w:val="583E31"/>
         </w:rPr>
         <w:t xml:space="preserve">Steve Glanville:</w:t>
@@ -5843,9 +5842,9 @@
       </w:r>
       <w:r>
         <w:rPr>
-          <w:b w:val="true"/>
-          <w:bCs w:val="true"/>
-          <w:color w:val="6600CC"/>
+          <w:b/>
+          <w:bCs/>
+          <w:color w:val="9C5DE1"/>
         </w:rPr>
         <w:t xml:space="preserve">David de Roode:</w:t>
       </w:r>
@@ -5877,9 +5876,9 @@
       </w:r>
       <w:r>
         <w:rPr>
-          <w:b w:val="true"/>
-          <w:bCs w:val="true"/>
-          <w:color w:val="6600CC"/>
+          <w:b/>
+          <w:bCs/>
+          <w:color w:val="9C5DE1"/>
         </w:rPr>
         <w:t xml:space="preserve">David de Roode:</w:t>
       </w:r>
@@ -5902,9 +5901,9 @@
       </w:r>
       <w:r>
         <w:rPr>
-          <w:b w:val="true"/>
-          <w:bCs w:val="true"/>
-          <w:color w:val="C50052"/>
+          <w:b/>
+          <w:bCs/>
+          <w:color w:val="C576A7"/>
         </w:rPr>
         <w:t xml:space="preserve">.:</w:t>
       </w:r>
@@ -5927,9 +5926,9 @@
       </w:r>
       <w:r>
         <w:rPr>
-          <w:b w:val="true"/>
-          <w:bCs w:val="true"/>
-          <w:color w:val="6600CC"/>
+          <w:b/>
+          <w:bCs/>
+          <w:color w:val="9C5DE1"/>
         </w:rPr>
         <w:t xml:space="preserve">David de Roode:</w:t>
       </w:r>
@@ -5952,9 +5951,9 @@
       </w:r>
       <w:r>
         <w:rPr>
-          <w:b w:val="true"/>
-          <w:bCs w:val="true"/>
-          <w:color w:val="6600CC"/>
+          <w:b/>
+          <w:bCs/>
+          <w:color w:val="9C5DE1"/>
         </w:rPr>
         <w:t xml:space="preserve">David de Roode:</w:t>
       </w:r>
@@ -5977,8 +5976,8 @@
       </w:r>
       <w:r>
         <w:rPr>
-          <w:b w:val="true"/>
-          <w:bCs w:val="true"/>
+          <w:b/>
+          <w:bCs/>
           <w:color w:val="583E31"/>
         </w:rPr>
         <w:t xml:space="preserve">Steve Glanville:</w:t>
@@ -6002,8 +6001,8 @@
       </w:r>
       <w:r>
         <w:rPr>
-          <w:b w:val="true"/>
-          <w:bCs w:val="true"/>
+          <w:b/>
+          <w:bCs/>
           <w:color w:val="583E31"/>
         </w:rPr>
         <w:t xml:space="preserve">Steve Glanville:</w:t>
@@ -6027,9 +6026,9 @@
       </w:r>
       <w:r>
         <w:rPr>
-          <w:b w:val="true"/>
-          <w:bCs w:val="true"/>
-          <w:color w:val="6600CC"/>
+          <w:b/>
+          <w:bCs/>
+          <w:color w:val="9C5DE1"/>
         </w:rPr>
         <w:t xml:space="preserve">David de Roode:</w:t>
       </w:r>
@@ -6052,8 +6051,8 @@
       </w:r>
       <w:r>
         <w:rPr>
-          <w:b w:val="true"/>
-          <w:bCs w:val="true"/>
+          <w:b/>
+          <w:bCs/>
           <w:color w:val="583E31"/>
         </w:rPr>
         <w:t xml:space="preserve">Steve Glanville:</w:t>
@@ -6077,9 +6076,9 @@
       </w:r>
       <w:r>
         <w:rPr>
-          <w:b w:val="true"/>
-          <w:bCs w:val="true"/>
-          <w:color w:val="6600CC"/>
+          <w:b/>
+          <w:bCs/>
+          <w:color w:val="9C5DE1"/>
         </w:rPr>
         <w:t xml:space="preserve">David de Roode:</w:t>
       </w:r>
@@ -6102,8 +6101,8 @@
       </w:r>
       <w:r>
         <w:rPr>
-          <w:b w:val="true"/>
-          <w:bCs w:val="true"/>
+          <w:b/>
+          <w:bCs/>
           <w:color w:val="583E31"/>
         </w:rPr>
         <w:t xml:space="preserve">Steve Glanville:</w:t>
@@ -6136,9 +6135,9 @@
       </w:r>
       <w:r>
         <w:rPr>
-          <w:b w:val="true"/>
-          <w:bCs w:val="true"/>
-          <w:color w:val="6600CC"/>
+          <w:b/>
+          <w:bCs/>
+          <w:color w:val="9C5DE1"/>
         </w:rPr>
         <w:t xml:space="preserve">David de Roode:</w:t>
       </w:r>
@@ -6161,9 +6160,9 @@
       </w:r>
       <w:r>
         <w:rPr>
-          <w:b w:val="true"/>
-          <w:bCs w:val="true"/>
-          <w:color w:val="6600CC"/>
+          <w:b/>
+          <w:bCs/>
+          <w:color w:val="9C5DE1"/>
         </w:rPr>
         <w:t xml:space="preserve">David de Roode:</w:t>
       </w:r>
@@ -6186,8 +6185,8 @@
       </w:r>
       <w:r>
         <w:rPr>
-          <w:b w:val="true"/>
-          <w:bCs w:val="true"/>
+          <w:b/>
+          <w:bCs/>
           <w:color w:val="583E31"/>
         </w:rPr>
         <w:t xml:space="preserve">Steve Glanville:</w:t>
@@ -6211,9 +6210,9 @@
       </w:r>
       <w:r>
         <w:rPr>
-          <w:b w:val="true"/>
-          <w:bCs w:val="true"/>
-          <w:color w:val="6600CC"/>
+          <w:b/>
+          <w:bCs/>
+          <w:color w:val="9C5DE1"/>
         </w:rPr>
         <w:t xml:space="preserve">David de Roode:</w:t>
       </w:r>
@@ -6236,8 +6235,8 @@
       </w:r>
       <w:r>
         <w:rPr>
-          <w:b w:val="true"/>
-          <w:bCs w:val="true"/>
+          <w:b/>
+          <w:bCs/>
           <w:color w:val="583E31"/>
         </w:rPr>
         <w:t xml:space="preserve">Steve Glanville:</w:t>
@@ -6261,8 +6260,8 @@
       </w:r>
       <w:r>
         <w:rPr>
-          <w:b w:val="true"/>
-          <w:bCs w:val="true"/>
+          <w:b/>
+          <w:bCs/>
           <w:color w:val="583E31"/>
         </w:rPr>
         <w:t xml:space="preserve">Steve Glanville:</w:t>
@@ -6286,9 +6285,9 @@
       </w:r>
       <w:r>
         <w:rPr>
-          <w:b w:val="true"/>
-          <w:bCs w:val="true"/>
-          <w:color w:val="DE4A1D"/>
+          <w:b/>
+          <w:bCs/>
+          <w:color w:val="DC7D3E"/>
         </w:rPr>
         <w:t xml:space="preserve">Victoria Beard:</w:t>
       </w:r>
@@ -6311,8 +6310,8 @@
       </w:r>
       <w:r>
         <w:rPr>
-          <w:b w:val="true"/>
-          <w:bCs w:val="true"/>
+          <w:b/>
+          <w:bCs/>
           <w:color w:val="583E31"/>
         </w:rPr>
         <w:t xml:space="preserve">Steve Glanville:</w:t>
@@ -6345,8 +6344,8 @@
       </w:r>
       <w:r>
         <w:rPr>
-          <w:b w:val="true"/>
-          <w:bCs w:val="true"/>
+          <w:b/>
+          <w:bCs/>
           <w:color w:val="583E31"/>
         </w:rPr>
         <w:t xml:space="preserve">Steve Glanville:</w:t>
@@ -6370,9 +6369,9 @@
       </w:r>
       <w:r>
         <w:rPr>
-          <w:b w:val="true"/>
-          <w:bCs w:val="true"/>
-          <w:color w:val="6600CC"/>
+          <w:b/>
+          <w:bCs/>
+          <w:color w:val="9C5DE1"/>
         </w:rPr>
         <w:t xml:space="preserve">David de Roode:</w:t>
       </w:r>
@@ -6395,9 +6394,9 @@
       </w:r>
       <w:r>
         <w:rPr>
-          <w:b w:val="true"/>
-          <w:bCs w:val="true"/>
-          <w:color w:val="DE4A1D"/>
+          <w:b/>
+          <w:bCs/>
+          <w:color w:val="DC7D3E"/>
         </w:rPr>
         <w:t xml:space="preserve">Victoria Beard:</w:t>
       </w:r>
@@ -6420,8 +6419,8 @@
       </w:r>
       <w:r>
         <w:rPr>
-          <w:b w:val="true"/>
-          <w:bCs w:val="true"/>
+          <w:b/>
+          <w:bCs/>
           <w:color w:val="583E31"/>
         </w:rPr>
         <w:t xml:space="preserve">Steve Glanville:</w:t>
@@ -6445,8 +6444,8 @@
       </w:r>
       <w:r>
         <w:rPr>
-          <w:b w:val="true"/>
-          <w:bCs w:val="true"/>
+          <w:b/>
+          <w:bCs/>
           <w:color w:val="583E31"/>
         </w:rPr>
         <w:t xml:space="preserve">Steve Glanville:</w:t>
@@ -6470,9 +6469,9 @@
       </w:r>
       <w:r>
         <w:rPr>
-          <w:b w:val="true"/>
-          <w:bCs w:val="true"/>
-          <w:color w:val="6600CC"/>
+          <w:b/>
+          <w:bCs/>
+          <w:color w:val="9C5DE1"/>
         </w:rPr>
         <w:t xml:space="preserve">David de Roode:</w:t>
       </w:r>
@@ -6495,9 +6494,9 @@
       </w:r>
       <w:r>
         <w:rPr>
-          <w:b w:val="true"/>
-          <w:bCs w:val="true"/>
-          <w:color w:val="6600CC"/>
+          <w:b/>
+          <w:bCs/>
+          <w:color w:val="9C5DE1"/>
         </w:rPr>
         <w:t xml:space="preserve">David de Roode:</w:t>
       </w:r>
@@ -6520,8 +6519,8 @@
       </w:r>
       <w:r>
         <w:rPr>
-          <w:b w:val="true"/>
-          <w:bCs w:val="true"/>
+          <w:b/>
+          <w:bCs/>
           <w:color w:val="583E31"/>
         </w:rPr>
         <w:t xml:space="preserve">Steve Glanville:</w:t>
@@ -6545,9 +6544,9 @@
       </w:r>
       <w:r>
         <w:rPr>
-          <w:b w:val="true"/>
-          <w:bCs w:val="true"/>
-          <w:color w:val="6600CC"/>
+          <w:b/>
+          <w:bCs/>
+          <w:color w:val="9C5DE1"/>
         </w:rPr>
         <w:t xml:space="preserve">David de Roode:</w:t>
       </w:r>
@@ -6570,8 +6569,8 @@
       </w:r>
       <w:r>
         <w:rPr>
-          <w:b w:val="true"/>
-          <w:bCs w:val="true"/>
+          <w:b/>
+          <w:bCs/>
           <w:color w:val="583E31"/>
         </w:rPr>
         <w:t xml:space="preserve">Steve Glanville:</w:t>
@@ -6595,9 +6594,9 @@
       </w:r>
       <w:r>
         <w:rPr>
-          <w:b w:val="true"/>
-          <w:bCs w:val="true"/>
-          <w:color w:val="6600CC"/>
+          <w:b/>
+          <w:bCs/>
+          <w:color w:val="9C5DE1"/>
         </w:rPr>
         <w:t xml:space="preserve">David de Roode:</w:t>
       </w:r>
@@ -6620,8 +6619,8 @@
       </w:r>
       <w:r>
         <w:rPr>
-          <w:b w:val="true"/>
-          <w:bCs w:val="true"/>
+          <w:b/>
+          <w:bCs/>
           <w:color w:val="583E31"/>
         </w:rPr>
         <w:t xml:space="preserve">Steve Glanville:</w:t>
@@ -6645,9 +6644,9 @@
       </w:r>
       <w:r>
         <w:rPr>
-          <w:b w:val="true"/>
-          <w:bCs w:val="true"/>
-          <w:color w:val="6600CC"/>
+          <w:b/>
+          <w:bCs/>
+          <w:color w:val="9C5DE1"/>
         </w:rPr>
         <w:t xml:space="preserve">David de Roode:</w:t>
       </w:r>
@@ -6657,13 +6656,53 @@
     </w:p>
     <w:sectPr>
       <w:pgSz w:w="11906" w:h="16838" w:orient="portrait"/>
-      <w:pgMar w:top="1440" w:right="1440" w:bottom="1440" w:left="1440" w:header="708" w:footer="708" w:gutter="0" w:mirrorMargins="false"/>
-      <w:cols w:space="708" w:num="1" w:sep="false"/>
+      <w:pgMar w:top="1440" w:right="1440" w:bottom="1440" w:left="1440" w:header="708" w:footer="708" w:gutter="0"/>
+      <w:pgNumType/>
       <w:docGrid w:linePitch="360"/>
-      <w:pgNumType/>
     </w:sectPr>
   </w:body>
 </w:document>
+</file>
+
+<file path=word/comments.xml><?xml version="1.0" encoding="utf-8"?>
+<w:comments xmlns:cx="http://schemas.microsoft.com/office/drawing/2014/chartex" xmlns:cx1="http://schemas.microsoft.com/office/drawing/2015/9/8/chartex" xmlns:cx2="http://schemas.microsoft.com/office/drawing/2015/10/21/chartex" xmlns:cx3="http://schemas.microsoft.com/office/drawing/2016/5/9/chartex" xmlns:cx4="http://schemas.microsoft.com/office/drawing/2016/5/10/chartex" xmlns:cx5="http://schemas.microsoft.com/office/drawing/2016/5/11/chartex" xmlns:cx6="http://schemas.microsoft.com/office/drawing/2016/5/12/chartex" xmlns:cx7="http://schemas.microsoft.com/office/drawing/2016/5/13/chartex" xmlns:cx8="http://schemas.microsoft.com/office/drawing/2016/5/14/chartex" xmlns:mc="http://schemas.openxmlformats.org/markup-compatibility/2006" xmlns:aink="http://schemas.microsoft.com/office/drawing/2016/ink" xmlns:am3d="http://schemas.microsoft.com/office/drawing/2017/model3d" xmlns:o="urn:schemas-microsoft-com:office:office" xmlns:r="http://schemas.openxmlformats.org/officeDocument/2006/relationships" xmlns:m="http://schemas.openxmlformats.org/officeDocument/2006/math" xmlns:v="urn:schemas-microsoft-com:vml" xmlns:wp14="http://schemas.microsoft.com/office/word/2010/wordprocessingDrawing" xmlns:wp="http://schemas.openxmlformats.org/drawingml/2006/wordprocessingDrawing" xmlns:w10="urn:schemas-microsoft-com:office:word" xmlns:w="http://schemas.openxmlformats.org/wordprocessingml/2006/main" xmlns:w14="http://schemas.microsoft.com/office/word/2010/wordml" xmlns:w15="http://schemas.microsoft.com/office/word/2012/wordml" xmlns:w16cex="http://schemas.microsoft.com/office/word/2018/wordml/cex" xmlns:w16cid="http://schemas.microsoft.com/office/word/2016/wordml/cid" xmlns:w16="http://schemas.microsoft.com/office/word/2018/wordml" xmlns:w16sdtdh="http://schemas.microsoft.com/office/word/2020/wordml/sdtdatahash" xmlns:w16se="http://schemas.microsoft.com/office/word/2015/wordml/symex" xmlns:wpg="http://schemas.microsoft.com/office/word/2010/wordprocessingGroup" xmlns:wpi="http://schemas.microsoft.com/office/word/2010/wordprocessingInk" xmlns:wne="http://schemas.microsoft.com/office/word/2006/wordml" xmlns:wps="http://schemas.microsoft.com/office/word/2010/wordprocessingShape"/>
+</file>
+
+<file path=word/endnotes.xml><?xml version="1.0" encoding="utf-8"?>
+<w:endnotes xmlns:wpc="http://schemas.microsoft.com/office/word/2010/wordprocessingCanvas" xmlns:mc="http://schemas.openxmlformats.org/markup-compatibility/2006" xmlns:o="urn:schemas-microsoft-com:office:office" xmlns:r="http://schemas.openxmlformats.org/officeDocument/2006/relationships" xmlns:m="http://schemas.openxmlformats.org/officeDocument/2006/math" xmlns:v="urn:schemas-microsoft-com:vml" xmlns:wp14="http://schemas.microsoft.com/office/word/2010/wordprocessingDrawing" xmlns:wp="http://schemas.openxmlformats.org/drawingml/2006/wordprocessingDrawing" xmlns:w10="urn:schemas-microsoft-com:office:word" xmlns:w="http://schemas.openxmlformats.org/wordprocessingml/2006/main" xmlns:w14="http://schemas.microsoft.com/office/word/2010/wordml" xmlns:w15="http://schemas.microsoft.com/office/word/2012/wordml" xmlns:wpg="http://schemas.microsoft.com/office/word/2010/wordprocessingGroup" xmlns:wpi="http://schemas.microsoft.com/office/word/2010/wordprocessingInk" xmlns:wne="http://schemas.microsoft.com/office/word/2006/wordml" xmlns:wps="http://schemas.microsoft.com/office/word/2010/wordprocessingShape" mc:Ignorable="w14 w15 wp14">
+  <w:endnote w:type="separator" w:id="-1">
+    <w:p>
+      <w:pPr>
+        <w:spacing w:after="0" w:line="240" w:lineRule="auto"/>
+      </w:pPr>
+      <w:r>
+        <w:rPr>
+          <w:rStyle w:val="EndnoteReference"/>
+        </w:rPr>
+        <w:endnoteRef/>
+      </w:r>
+      <w:r>
+        <w:separator/>
+      </w:r>
+    </w:p>
+  </w:endnote>
+  <w:endnote w:type="continuationSeparator" w:id="0">
+    <w:p>
+      <w:pPr>
+        <w:spacing w:after="0" w:line="240" w:lineRule="auto"/>
+      </w:pPr>
+      <w:r>
+        <w:rPr>
+          <w:rStyle w:val="EndnoteReference"/>
+        </w:rPr>
+        <w:endnoteRef/>
+      </w:r>
+      <w:r>
+        <w:continuationSeparator/>
+      </w:r>
+    </w:p>
+  </w:endnote>
+</w:endnotes>
 </file>
 
 <file path=word/footnotes.xml><?xml version="1.0" encoding="utf-8"?>
@@ -6705,92 +6744,92 @@
 
 <file path=word/numbering.xml><?xml version="1.0" encoding="utf-8"?>
 <w:numbering xmlns:wpc="http://schemas.microsoft.com/office/word/2010/wordprocessingCanvas" xmlns:mc="http://schemas.openxmlformats.org/markup-compatibility/2006" xmlns:o="urn:schemas-microsoft-com:office:office" xmlns:r="http://schemas.openxmlformats.org/officeDocument/2006/relationships" xmlns:m="http://schemas.openxmlformats.org/officeDocument/2006/math" xmlns:v="urn:schemas-microsoft-com:vml" xmlns:wp14="http://schemas.microsoft.com/office/word/2010/wordprocessingDrawing" xmlns:wp="http://schemas.openxmlformats.org/drawingml/2006/wordprocessingDrawing" xmlns:w10="urn:schemas-microsoft-com:office:word" xmlns:w="http://schemas.openxmlformats.org/wordprocessingml/2006/main" xmlns:w14="http://schemas.microsoft.com/office/word/2010/wordml" xmlns:w15="http://schemas.microsoft.com/office/word/2012/wordml" xmlns:wpg="http://schemas.microsoft.com/office/word/2010/wordprocessingGroup" xmlns:wpi="http://schemas.microsoft.com/office/word/2010/wordprocessingInk" xmlns:wne="http://schemas.microsoft.com/office/word/2006/wordml" xmlns:wps="http://schemas.microsoft.com/office/word/2010/wordprocessingShape" mc:Ignorable="w14 w15 wp14">
-  <w:abstractNum w:abstractNumId="0" w15:restartNumberingAfterBreak="0">
+  <w:abstractNum w:abstractNumId="1" w15:restartNumberingAfterBreak="0">
     <w:multiLevelType w:val="hybridMultilevel"/>
     <w:lvl w:ilvl="0" w15:tentative="1">
       <w:start w:val="1"/>
-      <w:lvlJc w:val="left"/>
       <w:numFmt w:val="bullet"/>
       <w:lvlText w:val="●"/>
+      <w:lvlJc w:val="left"/>
       <w:pPr>
         <w:ind w:left="720" w:hanging="360"/>
       </w:pPr>
     </w:lvl>
     <w:lvl w:ilvl="1" w15:tentative="1">
       <w:start w:val="1"/>
-      <w:lvlJc w:val="left"/>
       <w:numFmt w:val="bullet"/>
       <w:lvlText w:val="○"/>
+      <w:lvlJc w:val="left"/>
       <w:pPr>
         <w:ind w:left="1440" w:hanging="360"/>
       </w:pPr>
     </w:lvl>
     <w:lvl w:ilvl="2" w15:tentative="1">
       <w:start w:val="1"/>
-      <w:lvlJc w:val="left"/>
       <w:numFmt w:val="bullet"/>
       <w:lvlText w:val="■"/>
+      <w:lvlJc w:val="left"/>
       <w:pPr>
         <w:ind w:left="2160" w:hanging="360"/>
       </w:pPr>
     </w:lvl>
     <w:lvl w:ilvl="3" w15:tentative="1">
       <w:start w:val="1"/>
-      <w:lvlJc w:val="left"/>
       <w:numFmt w:val="bullet"/>
       <w:lvlText w:val="●"/>
+      <w:lvlJc w:val="left"/>
       <w:pPr>
         <w:ind w:left="2880" w:hanging="360"/>
       </w:pPr>
     </w:lvl>
     <w:lvl w:ilvl="4" w15:tentative="1">
       <w:start w:val="1"/>
-      <w:lvlJc w:val="left"/>
       <w:numFmt w:val="bullet"/>
       <w:lvlText w:val="○"/>
+      <w:lvlJc w:val="left"/>
       <w:pPr>
         <w:ind w:left="3600" w:hanging="360"/>
       </w:pPr>
     </w:lvl>
     <w:lvl w:ilvl="5" w15:tentative="1">
       <w:start w:val="1"/>
-      <w:lvlJc w:val="left"/>
       <w:numFmt w:val="bullet"/>
       <w:lvlText w:val="■"/>
+      <w:lvlJc w:val="left"/>
       <w:pPr>
         <w:ind w:left="4320" w:hanging="360"/>
       </w:pPr>
     </w:lvl>
     <w:lvl w:ilvl="6" w15:tentative="1">
       <w:start w:val="1"/>
-      <w:lvlJc w:val="left"/>
       <w:numFmt w:val="bullet"/>
       <w:lvlText w:val="●"/>
+      <w:lvlJc w:val="left"/>
       <w:pPr>
         <w:ind w:left="5040" w:hanging="360"/>
       </w:pPr>
     </w:lvl>
     <w:lvl w:ilvl="7" w15:tentative="1">
       <w:start w:val="1"/>
-      <w:lvlJc w:val="left"/>
       <w:numFmt w:val="bullet"/>
       <w:lvlText w:val="●"/>
+      <w:lvlJc w:val="left"/>
       <w:pPr>
         <w:ind w:left="5760" w:hanging="360"/>
       </w:pPr>
     </w:lvl>
     <w:lvl w:ilvl="8" w15:tentative="1">
       <w:start w:val="1"/>
-      <w:lvlJc w:val="left"/>
       <w:numFmt w:val="bullet"/>
       <w:lvlText w:val="●"/>
+      <w:lvlJc w:val="left"/>
       <w:pPr>
         <w:ind w:left="6480" w:hanging="360"/>
       </w:pPr>
     </w:lvl>
   </w:abstractNum>
-  <w:num w:numId="0">
-    <w:abstractNumId w:val="0"/>
+  <w:num w:numId="1">
+    <w:abstractNumId w:val="1"/>
     <w:lvlOverride w:ilvl="0">
       <w:startOverride w:val="1"/>
     </w:lvlOverride>
@@ -6806,94 +6845,94 @@
   </w:docDefaults>
   <w:style w:type="paragraph" w:styleId="Title">
     <w:name w:val="Title"/>
+    <w:basedOn w:val="Normal"/>
+    <w:next w:val="Normal"/>
+    <w:qFormat/>
     <w:pPr>
       <w:spacing w:after="260"/>
     </w:pPr>
     <w:rPr>
-      <w:b w:val="true"/>
-      <w:bCs w:val="true"/>
+      <w:b/>
+      <w:bCs/>
       <w:sz w:val="56"/>
       <w:szCs w:val="56"/>
     </w:rPr>
+  </w:style>
+  <w:style w:type="paragraph" w:styleId="Heading1">
+    <w:name w:val="Heading 1"/>
     <w:basedOn w:val="Normal"/>
     <w:next w:val="Normal"/>
     <w:qFormat/>
-  </w:style>
-  <w:style w:type="paragraph" w:styleId="Heading1">
-    <w:name w:val="Heading 1"/>
     <w:pPr>
-      <w:spacing w:before="120" w:after="260"/>
+      <w:spacing w:after="260" w:before="120"/>
     </w:pPr>
     <w:rPr>
-      <w:b w:val="true"/>
-      <w:bCs w:val="true"/>
+      <w:b/>
+      <w:bCs/>
       <w:sz w:val="48"/>
       <w:szCs w:val="48"/>
     </w:rPr>
+  </w:style>
+  <w:style w:type="paragraph" w:styleId="Heading2">
+    <w:name w:val="Heading 2"/>
     <w:basedOn w:val="Normal"/>
     <w:next w:val="Normal"/>
     <w:qFormat/>
-  </w:style>
-  <w:style w:type="paragraph" w:styleId="Heading2">
-    <w:name w:val="Heading 2"/>
     <w:rPr>
       <w:color w:val="2E74B5"/>
       <w:sz w:val="26"/>
       <w:szCs w:val="26"/>
     </w:rPr>
+  </w:style>
+  <w:style w:type="paragraph" w:styleId="Heading3">
+    <w:name w:val="Heading 3"/>
     <w:basedOn w:val="Normal"/>
     <w:next w:val="Normal"/>
     <w:qFormat/>
-  </w:style>
-  <w:style w:type="paragraph" w:styleId="Heading3">
-    <w:name w:val="Heading 3"/>
     <w:rPr>
       <w:color w:val="1F4D78"/>
       <w:sz w:val="24"/>
       <w:szCs w:val="24"/>
     </w:rPr>
+  </w:style>
+  <w:style w:type="paragraph" w:styleId="Heading4">
+    <w:name w:val="Heading 4"/>
     <w:basedOn w:val="Normal"/>
     <w:next w:val="Normal"/>
     <w:qFormat/>
-  </w:style>
-  <w:style w:type="paragraph" w:styleId="Heading4">
-    <w:name w:val="Heading 4"/>
     <w:rPr>
-      <w:i w:val="true"/>
-      <w:iCs w:val="true"/>
+      <w:i/>
+      <w:iCs/>
       <w:color w:val="2E74B5"/>
     </w:rPr>
+  </w:style>
+  <w:style w:type="paragraph" w:styleId="Heading5">
+    <w:name w:val="Heading 5"/>
     <w:basedOn w:val="Normal"/>
     <w:next w:val="Normal"/>
     <w:qFormat/>
-  </w:style>
-  <w:style w:type="paragraph" w:styleId="Heading5">
-    <w:name w:val="Heading 5"/>
     <w:rPr>
       <w:color w:val="2E74B5"/>
     </w:rPr>
+  </w:style>
+  <w:style w:type="paragraph" w:styleId="Heading6">
+    <w:name w:val="Heading 6"/>
     <w:basedOn w:val="Normal"/>
     <w:next w:val="Normal"/>
     <w:qFormat/>
-  </w:style>
-  <w:style w:type="paragraph" w:styleId="Heading6">
-    <w:name w:val="Heading 6"/>
     <w:rPr>
       <w:color w:val="1F4D78"/>
     </w:rPr>
+  </w:style>
+  <w:style w:type="paragraph" w:styleId="Strong">
+    <w:name w:val="Strong"/>
     <w:basedOn w:val="Normal"/>
     <w:next w:val="Normal"/>
     <w:qFormat/>
-  </w:style>
-  <w:style w:type="paragraph" w:styleId="Strong">
-    <w:name w:val="Strong"/>
     <w:rPr>
-      <w:b w:val="true"/>
-      <w:bCs w:val="true"/>
+      <w:b/>
+      <w:bCs/>
     </w:rPr>
-    <w:basedOn w:val="Normal"/>
-    <w:next w:val="Normal"/>
-    <w:qFormat/>
   </w:style>
   <w:style w:type="paragraph" w:styleId="ListParagraph">
     <w:name w:val="List Paragraph"/>
@@ -6902,26 +6941,31 @@
   </w:style>
   <w:style w:type="character" w:styleId="Hyperlink">
     <w:name w:val="Hyperlink"/>
-    <w:rPr>
-      <w:u w:val="single"/>
-      <w:color w:val="0563C1"/>
-    </w:rPr>
+    <w:basedOn w:val="DefaultParagraphFont"/>
     <w:uiPriority w:val="99"/>
     <w:unhideWhenUsed/>
-    <w:basedOn w:val="DefaultParagraphFont"/>
+    <w:rPr>
+      <w:color w:val="0563C1"/>
+      <w:u w:val="single"/>
+    </w:rPr>
   </w:style>
   <w:style w:type="character" w:styleId="FootnoteReference">
     <w:name w:val="footnote reference"/>
+    <w:basedOn w:val="DefaultParagraphFont"/>
+    <w:uiPriority w:val="99"/>
+    <w:semiHidden/>
+    <w:unhideWhenUsed/>
     <w:rPr>
       <w:vertAlign w:val="superscript"/>
     </w:rPr>
-    <w:uiPriority w:val="99"/>
-    <w:unhideWhenUsed/>
-    <w:basedOn w:val="DefaultParagraphFont"/>
-    <w:semiHidden/>
   </w:style>
   <w:style w:type="paragraph" w:styleId="FootnoteText">
     <w:name w:val="footnote text"/>
+    <w:basedOn w:val="Normal"/>
+    <w:link w:val="FootnoteTextChar"/>
+    <w:uiPriority w:val="99"/>
+    <w:semiHidden/>
+    <w:unhideWhenUsed/>
     <w:pPr>
       <w:spacing w:after="0" w:line="240" w:lineRule="auto"/>
     </w:pPr>
@@ -6929,23 +6973,55 @@
       <w:sz w:val="20"/>
       <w:szCs w:val="20"/>
     </w:rPr>
-    <w:basedOn w:val="Normal"/>
-    <w:link w:val="FootnoteTextChar"/>
-    <w:semiHidden/>
-    <w:uiPriority w:val="99"/>
-    <w:unhideWhenUsed/>
   </w:style>
   <w:style w:type="character" w:styleId="FootnoteTextChar">
     <w:name w:val="Footnote Text Char"/>
+    <w:basedOn w:val="DefaultParagraphFont"/>
+    <w:link w:val="FootnoteText"/>
+    <w:uiPriority w:val="99"/>
+    <w:semiHidden/>
+    <w:unhideWhenUsed/>
     <w:rPr>
       <w:sz w:val="20"/>
       <w:szCs w:val="20"/>
     </w:rPr>
+  </w:style>
+  <w:style w:type="character" w:styleId="EndnoteReference">
+    <w:name w:val="endnote reference"/>
+    <w:basedOn w:val="DefaultParagraphFont"/>
     <w:uiPriority w:val="99"/>
+    <w:semiHidden/>
     <w:unhideWhenUsed/>
+    <w:rPr>
+      <w:vertAlign w:val="superscript"/>
+    </w:rPr>
+  </w:style>
+  <w:style w:type="paragraph" w:styleId="EndnoteText">
+    <w:name w:val="endnote text"/>
+    <w:basedOn w:val="Normal"/>
+    <w:link w:val="EndnoteTextChar"/>
+    <w:uiPriority w:val="99"/>
+    <w:semiHidden/>
+    <w:unhideWhenUsed/>
+    <w:pPr>
+      <w:spacing w:after="0" w:line="240" w:lineRule="auto"/>
+    </w:pPr>
+    <w:rPr>
+      <w:sz w:val="20"/>
+      <w:szCs w:val="20"/>
+    </w:rPr>
+  </w:style>
+  <w:style w:type="character" w:styleId="EndnoteTextChar">
+    <w:name w:val="Endnote Text Char"/>
     <w:basedOn w:val="DefaultParagraphFont"/>
-    <w:link w:val="FootnoteText"/>
+    <w:link w:val="EndnoteText"/>
+    <w:uiPriority w:val="99"/>
     <w:semiHidden/>
+    <w:unhideWhenUsed/>
+    <w:rPr>
+      <w:sz w:val="20"/>
+      <w:szCs w:val="20"/>
+    </w:rPr>
   </w:style>
   <w:style w:type="paragraph" w:styleId="script">
     <w:name w:val="Script"/>
@@ -6961,8 +7037,8 @@
 </file>
 
 <file path=customXml/item1.xml><?xml version="1.0" encoding="utf-8"?>
-<ct:contentTypeSchema xmlns:ct="http://schemas.microsoft.com/office/2006/metadata/contentType" xmlns:ma="http://schemas.microsoft.com/office/2006/metadata/properties/metaAttributes" ct:_="" ma:_="" ma:contentTypeName="Document" ma:contentTypeID="0x0101009FA1A6C12D5787448B6C6587D08F2965" ma:contentTypeVersion="16" ma:contentTypeDescription="Create a new document." ma:contentTypeScope="" ma:versionID="f761e0c469cfbaff44f5778f0037afbe">
-  <xsd:schema xmlns:xsd="http://www.w3.org/2001/XMLSchema" xmlns:xs="http://www.w3.org/2001/XMLSchema" xmlns:p="http://schemas.microsoft.com/office/2006/metadata/properties" xmlns:ns2="3352e729-ef3a-4ad2-a915-07867a2cbda9" xmlns:ns3="afa60c69-e8fd-4ab1-8c56-0fe28cc4c33c" targetNamespace="http://schemas.microsoft.com/office/2006/metadata/properties" ma:root="true" ma:fieldsID="4112f99f01cfafd8b48e38df3bf566de" ns2:_="" ns3:_="">
+<ct:contentTypeSchema xmlns:ct="http://schemas.microsoft.com/office/2006/metadata/contentType" xmlns:ma="http://schemas.microsoft.com/office/2006/metadata/properties/metaAttributes" ct:_="" ma:_="" ma:contentTypeName="Document" ma:contentTypeID="0x0101009FA1A6C12D5787448B6C6587D08F2965" ma:contentTypeVersion="17" ma:contentTypeDescription="Create a new document." ma:contentTypeScope="" ma:versionID="f24f86ada7cafa22c6ab13bdb6555528">
+  <xsd:schema xmlns:xsd="http://www.w3.org/2001/XMLSchema" xmlns:xs="http://www.w3.org/2001/XMLSchema" xmlns:p="http://schemas.microsoft.com/office/2006/metadata/properties" xmlns:ns2="3352e729-ef3a-4ad2-a915-07867a2cbda9" xmlns:ns3="afa60c69-e8fd-4ab1-8c56-0fe28cc4c33c" targetNamespace="http://schemas.microsoft.com/office/2006/metadata/properties" ma:root="true" ma:fieldsID="7c8705d240f78acc5ebc3285b88b00f2" ns2:_="" ns3:_="">
     <xsd:import namespace="3352e729-ef3a-4ad2-a915-07867a2cbda9"/>
     <xsd:import namespace="afa60c69-e8fd-4ab1-8c56-0fe28cc4c33c"/>
     <xsd:element name="properties">
@@ -6986,6 +7062,7 @@
                 <xsd:element ref="ns3:MediaServiceLocation" minOccurs="0"/>
                 <xsd:element ref="ns3:Ready" minOccurs="0"/>
                 <xsd:element ref="ns3:MediaServiceSearchProperties" minOccurs="0"/>
+                <xsd:element ref="ns3:MediaServiceBillingMetadata" minOccurs="0"/>
               </xsd:all>
             </xsd:complexType>
           </xsd:element>
@@ -7097,6 +7174,11 @@
       </xsd:simpleType>
     </xsd:element>
     <xsd:element name="MediaServiceSearchProperties" ma:index="23" nillable="true" ma:displayName="MediaServiceSearchProperties" ma:hidden="true" ma:internalName="MediaServiceSearchProperties" ma:readOnly="true">
+      <xsd:simpleType>
+        <xsd:restriction base="dms:Note"/>
+      </xsd:simpleType>
+    </xsd:element>
+    <xsd:element name="MediaServiceBillingMetadata" ma:index="24" nillable="true" ma:displayName="MediaServiceBillingMetadata" ma:hidden="true" ma:internalName="MediaServiceBillingMetadata" ma:readOnly="true">
       <xsd:simpleType>
         <xsd:restriction base="dms:Note"/>
       </xsd:simpleType>
@@ -7213,23 +7295,23 @@
 <file path=customXml/item3.xml><?xml version="1.0" encoding="utf-8"?>
 <p:properties xmlns:p="http://schemas.microsoft.com/office/2006/metadata/properties" xmlns:xsi="http://www.w3.org/2001/XMLSchema-instance" xmlns:pc="http://schemas.microsoft.com/office/infopath/2007/PartnerControls">
   <documentManagement>
-    <TaxCatchAll xmlns="3352e729-ef3a-4ad2-a915-07867a2cbda9" xsi:nil="true"/>
     <lcf76f155ced4ddcb4097134ff3c332f xmlns="afa60c69-e8fd-4ab1-8c56-0fe28cc4c33c">
       <Terms xmlns="http://schemas.microsoft.com/office/infopath/2007/PartnerControls"/>
     </lcf76f155ced4ddcb4097134ff3c332f>
+    <TaxCatchAll xmlns="3352e729-ef3a-4ad2-a915-07867a2cbda9" xsi:nil="true"/>
     <Ready xmlns="afa60c69-e8fd-4ab1-8c56-0fe28cc4c33c">true</Ready>
   </documentManagement>
 </p:properties>
 </file>
 
 <file path=customXml/itemProps1.xml><?xml version="1.0" encoding="utf-8"?>
-<ds:datastoreItem xmlns:ds="http://schemas.openxmlformats.org/officeDocument/2006/customXml" ds:itemID="{91A0B45A-C0C8-44B7-9983-0FDB5A30ABE6}"/>
+<ds:datastoreItem xmlns:ds="http://schemas.openxmlformats.org/officeDocument/2006/customXml" ds:itemID="{383C916B-D5B8-424D-91CB-31C7B9A56163}"/>
 </file>
 
 <file path=customXml/itemProps2.xml><?xml version="1.0" encoding="utf-8"?>
-<ds:datastoreItem xmlns:ds="http://schemas.openxmlformats.org/officeDocument/2006/customXml" ds:itemID="{ACADDE9D-F68C-4F29-9AA5-65805D895D5F}"/>
+<ds:datastoreItem xmlns:ds="http://schemas.openxmlformats.org/officeDocument/2006/customXml" ds:itemID="{FBB1BF49-CB95-491B-AD18-D96ADD182089}"/>
 </file>
 
 <file path=customXml/itemProps3.xml><?xml version="1.0" encoding="utf-8"?>
-<ds:datastoreItem xmlns:ds="http://schemas.openxmlformats.org/officeDocument/2006/customXml" ds:itemID="{B1D7ABE5-3585-4545-83E9-9085E60C0DAA}"/>
+<ds:datastoreItem xmlns:ds="http://schemas.openxmlformats.org/officeDocument/2006/customXml" ds:itemID="{2651A2D7-A630-4C67-82E8-5228EB0D2EE4}"/>
 </file>